--- a/klagomål/A 57276-2025 FSC-klagomål.docx
+++ b/klagomål/A 57276-2025 FSC-klagomål.docx
@@ -828,7 +828,7 @@
     <w:r>
       <w:tab/>
       <w:tab/>
-      <w:t>2026-01-07</w:t>
+      <w:t>2026-01-08</w:t>
       <w:br/>
       <w:br/>
     </w:r>

--- a/klagomål/A 57276-2025 FSC-klagomål.docx
+++ b/klagomål/A 57276-2025 FSC-klagomål.docx
@@ -828,7 +828,7 @@
     <w:r>
       <w:tab/>
       <w:tab/>
-      <w:t>2026-01-08</w:t>
+      <w:t>2026-01-09</w:t>
       <w:br/>
       <w:br/>
     </w:r>

--- a/klagomål/A 57276-2025 FSC-klagomål.docx
+++ b/klagomål/A 57276-2025 FSC-klagomål.docx
@@ -828,7 +828,7 @@
     <w:r>
       <w:tab/>
       <w:tab/>
-      <w:t>2026-01-09</w:t>
+      <w:t>2026-01-10</w:t>
       <w:br/>
       <w:br/>
     </w:r>

--- a/klagomål/A 57276-2025 FSC-klagomål.docx
+++ b/klagomål/A 57276-2025 FSC-klagomål.docx
@@ -828,7 +828,7 @@
     <w:r>
       <w:tab/>
       <w:tab/>
-      <w:t>2026-01-10</w:t>
+      <w:t>2026-01-11</w:t>
       <w:br/>
       <w:br/>
     </w:r>

--- a/klagomål/A 57276-2025 FSC-klagomål.docx
+++ b/klagomål/A 57276-2025 FSC-klagomål.docx
@@ -828,7 +828,7 @@
     <w:r>
       <w:tab/>
       <w:tab/>
-      <w:t>2026-01-11</w:t>
+      <w:t>2026-01-12</w:t>
       <w:br/>
       <w:br/>
     </w:r>

--- a/klagomål/A 57276-2025 FSC-klagomål.docx
+++ b/klagomål/A 57276-2025 FSC-klagomål.docx
@@ -828,7 +828,7 @@
     <w:r>
       <w:tab/>
       <w:tab/>
-      <w:t>2026-01-12</w:t>
+      <w:t>2026-01-13</w:t>
       <w:br/>
       <w:br/>
     </w:r>

--- a/klagomål/A 57276-2025 FSC-klagomål.docx
+++ b/klagomål/A 57276-2025 FSC-klagomål.docx
@@ -828,7 +828,7 @@
     <w:r>
       <w:tab/>
       <w:tab/>
-      <w:t>2026-01-13</w:t>
+      <w:t>2026-01-14</w:t>
       <w:br/>
       <w:br/>
     </w:r>

--- a/klagomål/A 57276-2025 FSC-klagomål.docx
+++ b/klagomål/A 57276-2025 FSC-klagomål.docx
@@ -828,7 +828,7 @@
     <w:r>
       <w:tab/>
       <w:tab/>
-      <w:t>2026-01-14</w:t>
+      <w:t>2026-01-15</w:t>
       <w:br/>
       <w:br/>
     </w:r>

--- a/klagomål/A 57276-2025 FSC-klagomål.docx
+++ b/klagomål/A 57276-2025 FSC-klagomål.docx
@@ -828,7 +828,7 @@
     <w:r>
       <w:tab/>
       <w:tab/>
-      <w:t>2026-01-15</w:t>
+      <w:t>2026-01-16</w:t>
       <w:br/>
       <w:br/>
     </w:r>

--- a/klagomål/A 57276-2025 FSC-klagomål.docx
+++ b/klagomål/A 57276-2025 FSC-klagomål.docx
@@ -828,7 +828,7 @@
     <w:r>
       <w:tab/>
       <w:tab/>
-      <w:t>2026-01-16</w:t>
+      <w:t>2026-01-17</w:t>
       <w:br/>
       <w:br/>
     </w:r>

--- a/klagomål/A 57276-2025 FSC-klagomål.docx
+++ b/klagomål/A 57276-2025 FSC-klagomål.docx
@@ -828,7 +828,7 @@
     <w:r>
       <w:tab/>
       <w:tab/>
-      <w:t>2026-01-17</w:t>
+      <w:t>2026-01-18</w:t>
       <w:br/>
       <w:br/>
     </w:r>

--- a/klagomål/A 57276-2025 FSC-klagomål.docx
+++ b/klagomål/A 57276-2025 FSC-klagomål.docx
@@ -828,7 +828,7 @@
     <w:r>
       <w:tab/>
       <w:tab/>
-      <w:t>2026-01-18</w:t>
+      <w:t>2026-01-19</w:t>
       <w:br/>
       <w:br/>
     </w:r>

--- a/klagomål/A 57276-2025 FSC-klagomål.docx
+++ b/klagomål/A 57276-2025 FSC-klagomål.docx
@@ -828,7 +828,7 @@
     <w:r>
       <w:tab/>
       <w:tab/>
-      <w:t>2026-01-19</w:t>
+      <w:t>2026-01-20</w:t>
       <w:br/>
       <w:br/>
     </w:r>

--- a/klagomål/A 57276-2025 FSC-klagomål.docx
+++ b/klagomål/A 57276-2025 FSC-klagomål.docx
@@ -828,7 +828,7 @@
     <w:r>
       <w:tab/>
       <w:tab/>
-      <w:t>2026-01-20</w:t>
+      <w:t>2026-01-21</w:t>
       <w:br/>
       <w:br/>
     </w:r>

--- a/klagomål/A 57276-2025 FSC-klagomål.docx
+++ b/klagomål/A 57276-2025 FSC-klagomål.docx
@@ -828,7 +828,7 @@
     <w:r>
       <w:tab/>
       <w:tab/>
-      <w:t>2026-01-21</w:t>
+      <w:t>2026-01-23</w:t>
       <w:br/>
       <w:br/>
     </w:r>

--- a/klagomål/A 57276-2025 FSC-klagomål.docx
+++ b/klagomål/A 57276-2025 FSC-klagomål.docx
@@ -828,7 +828,7 @@
     <w:r>
       <w:tab/>
       <w:tab/>
-      <w:t>2026-01-23</w:t>
+      <w:t>2026-01-24</w:t>
       <w:br/>
       <w:br/>
     </w:r>

--- a/klagomål/A 57276-2025 FSC-klagomål.docx
+++ b/klagomål/A 57276-2025 FSC-klagomål.docx
@@ -828,7 +828,7 @@
     <w:r>
       <w:tab/>
       <w:tab/>
-      <w:t>2026-01-24</w:t>
+      <w:t>2026-01-25</w:t>
       <w:br/>
       <w:br/>
     </w:r>

--- a/klagomål/A 57276-2025 FSC-klagomål.docx
+++ b/klagomål/A 57276-2025 FSC-klagomål.docx
@@ -828,7 +828,7 @@
     <w:r>
       <w:tab/>
       <w:tab/>
-      <w:t>2026-01-25</w:t>
+      <w:t>2026-01-26</w:t>
       <w:br/>
       <w:br/>
     </w:r>

--- a/klagomål/A 57276-2025 FSC-klagomål.docx
+++ b/klagomål/A 57276-2025 FSC-klagomål.docx
@@ -828,7 +828,7 @@
     <w:r>
       <w:tab/>
       <w:tab/>
-      <w:t>2026-01-26</w:t>
+      <w:t>2026-01-27</w:t>
       <w:br/>
       <w:br/>
     </w:r>

--- a/klagomål/A 57276-2025 FSC-klagomål.docx
+++ b/klagomål/A 57276-2025 FSC-klagomål.docx
@@ -828,7 +828,7 @@
     <w:r>
       <w:tab/>
       <w:tab/>
-      <w:t>2026-01-27</w:t>
+      <w:t>2026-01-28</w:t>
       <w:br/>
       <w:br/>
     </w:r>

--- a/klagomål/A 57276-2025 FSC-klagomål.docx
+++ b/klagomål/A 57276-2025 FSC-klagomål.docx
@@ -911,7 +911,7 @@
     <w:r>
       <w:tab/>
       <w:tab/>
-      <w:t>2026-02-13</w:t>
+      <w:t>2026-02-17</w:t>
       <w:br/>
       <w:br/>
     </w:r>

--- a/klagomål/A 57276-2025 FSC-klagomål.docx
+++ b/klagomål/A 57276-2025 FSC-klagomål.docx
@@ -911,7 +911,7 @@
     <w:r>
       <w:tab/>
       <w:tab/>
-      <w:t>2026-02-17</w:t>
+      <w:t>2026-02-19</w:t>
       <w:br/>
       <w:br/>
     </w:r>

--- a/klagomål/A 57276-2025 FSC-klagomål.docx
+++ b/klagomål/A 57276-2025 FSC-klagomål.docx
@@ -911,7 +911,7 @@
     <w:r>
       <w:tab/>
       <w:tab/>
-      <w:t>2026-02-19</w:t>
+      <w:t>2026-02-20</w:t>
       <w:br/>
       <w:br/>
     </w:r>

--- a/klagomål/A 57276-2025 FSC-klagomål.docx
+++ b/klagomål/A 57276-2025 FSC-klagomål.docx
@@ -911,7 +911,7 @@
     <w:r>
       <w:tab/>
       <w:tab/>
-      <w:t>2026-02-20</w:t>
+      <w:t>2026-02-21</w:t>
       <w:br/>
       <w:br/>
     </w:r>

--- a/klagomål/A 57276-2025 FSC-klagomål.docx
+++ b/klagomål/A 57276-2025 FSC-klagomål.docx
@@ -911,7 +911,7 @@
     <w:r>
       <w:tab/>
       <w:tab/>
-      <w:t>2026-02-21</w:t>
+      <w:t>2026-02-22</w:t>
       <w:br/>
       <w:br/>
     </w:r>

--- a/klagomål/A 57276-2025 FSC-klagomål.docx
+++ b/klagomål/A 57276-2025 FSC-klagomål.docx
@@ -911,7 +911,7 @@
     <w:r>
       <w:tab/>
       <w:tab/>
-      <w:t>2026-02-22</w:t>
+      <w:t>2026-02-23</w:t>
       <w:br/>
       <w:br/>
     </w:r>

--- a/klagomål/A 57276-2025 FSC-klagomål.docx
+++ b/klagomål/A 57276-2025 FSC-klagomål.docx
@@ -911,7 +911,7 @@
     <w:r>
       <w:tab/>
       <w:tab/>
-      <w:t>2026-02-23</w:t>
+      <w:t>2026-02-24</w:t>
       <w:br/>
       <w:br/>
     </w:r>

--- a/klagomål/A 57276-2025 FSC-klagomål.docx
+++ b/klagomål/A 57276-2025 FSC-klagomål.docx
@@ -911,7 +911,7 @@
     <w:r>
       <w:tab/>
       <w:tab/>
-      <w:t>2026-02-24</w:t>
+      <w:t>2026-02-25</w:t>
       <w:br/>
       <w:br/>
     </w:r>

--- a/klagomål/A 57276-2025 FSC-klagomål.docx
+++ b/klagomål/A 57276-2025 FSC-klagomål.docx
@@ -911,7 +911,7 @@
     <w:r>
       <w:tab/>
       <w:tab/>
-      <w:t>2026-02-25</w:t>
+      <w:t>2026-02-26</w:t>
       <w:br/>
       <w:br/>
     </w:r>

--- a/klagomål/A 57276-2025 FSC-klagomål.docx
+++ b/klagomål/A 57276-2025 FSC-klagomål.docx
@@ -911,7 +911,7 @@
     <w:r>
       <w:tab/>
       <w:tab/>
-      <w:t>2026-02-26</w:t>
+      <w:t>2026-02-28</w:t>
       <w:br/>
       <w:br/>
     </w:r>

--- a/klagomål/A 57276-2025 FSC-klagomål.docx
+++ b/klagomål/A 57276-2025 FSC-klagomål.docx
@@ -911,7 +911,7 @@
     <w:r>
       <w:tab/>
       <w:tab/>
-      <w:t>2026-02-28</w:t>
+      <w:t>2026-03-01</w:t>
       <w:br/>
       <w:br/>
     </w:r>

--- a/klagomål/A 57276-2025 FSC-klagomål.docx
+++ b/klagomål/A 57276-2025 FSC-klagomål.docx
@@ -911,7 +911,7 @@
     <w:r>
       <w:tab/>
       <w:tab/>
-      <w:t>2026-03-01</w:t>
+      <w:t>2026-03-02</w:t>
       <w:br/>
       <w:br/>
     </w:r>

--- a/klagomål/A 57276-2025 FSC-klagomål.docx
+++ b/klagomål/A 57276-2025 FSC-klagomål.docx
@@ -269,7 +269,7 @@
         <w:rPr>
           <w:i/>
         </w:rPr>
-        <w:t xml:space="preserve"> 9070 Trädklädd betesmark </w:t>
+        <w:t xml:space="preserve"> 9070 Trädklädd betesmark</w:t>
       </w:r>
       <w:r>
         <w:t xml:space="preserve"> (SLU Artdatabanken, 2024).</w:t>
@@ -911,7 +911,7 @@
     <w:r>
       <w:tab/>
       <w:tab/>
-      <w:t>2026-03-02</w:t>
+      <w:t>2026-03-03</w:t>
       <w:br/>
       <w:br/>
     </w:r>

--- a/klagomål/A 57276-2025 FSC-klagomål.docx
+++ b/klagomål/A 57276-2025 FSC-klagomål.docx
@@ -911,7 +911,7 @@
     <w:r>
       <w:tab/>
       <w:tab/>
-      <w:t>2026-03-03</w:t>
+      <w:t>2026-03-04</w:t>
       <w:br/>
       <w:br/>
     </w:r>

--- a/klagomål/A 57276-2025 FSC-klagomål.docx
+++ b/klagomål/A 57276-2025 FSC-klagomål.docx
@@ -911,7 +911,7 @@
     <w:r>
       <w:tab/>
       <w:tab/>
-      <w:t>2026-03-04</w:t>
+      <w:t>2026-03-05</w:t>
       <w:br/>
       <w:br/>
     </w:r>

--- a/klagomål/A 57276-2025 FSC-klagomål.docx
+++ b/klagomål/A 57276-2025 FSC-klagomål.docx
@@ -911,7 +911,7 @@
     <w:r>
       <w:tab/>
       <w:tab/>
-      <w:t>2026-03-05</w:t>
+      <w:t>2026-03-06</w:t>
       <w:br/>
       <w:br/>
     </w:r>

--- a/klagomål/A 57276-2025 FSC-klagomål.docx
+++ b/klagomål/A 57276-2025 FSC-klagomål.docx
@@ -911,7 +911,7 @@
     <w:r>
       <w:tab/>
       <w:tab/>
-      <w:t>2026-03-06</w:t>
+      <w:t>2026-03-07</w:t>
       <w:br/>
       <w:br/>
     </w:r>

--- a/klagomål/A 57276-2025 FSC-klagomål.docx
+++ b/klagomål/A 57276-2025 FSC-klagomål.docx
@@ -911,7 +911,7 @@
     <w:r>
       <w:tab/>
       <w:tab/>
-      <w:t>2026-03-07</w:t>
+      <w:t>2026-03-08</w:t>
       <w:br/>
       <w:br/>
     </w:r>

--- a/klagomål/A 57276-2025 FSC-klagomål.docx
+++ b/klagomål/A 57276-2025 FSC-klagomål.docx
@@ -911,7 +911,7 @@
     <w:r>
       <w:tab/>
       <w:tab/>
-      <w:t>2026-03-08</w:t>
+      <w:t>2026-03-09</w:t>
       <w:br/>
       <w:br/>
     </w:r>

--- a/klagomål/A 57276-2025 FSC-klagomål.docx
+++ b/klagomål/A 57276-2025 FSC-klagomål.docx
@@ -911,7 +911,7 @@
     <w:r>
       <w:tab/>
       <w:tab/>
-      <w:t>2026-03-09</w:t>
+      <w:t>2026-03-10</w:t>
       <w:br/>
       <w:br/>
     </w:r>

--- a/klagomål/A 57276-2025 FSC-klagomål.docx
+++ b/klagomål/A 57276-2025 FSC-klagomål.docx
@@ -911,7 +911,7 @@
     <w:r>
       <w:tab/>
       <w:tab/>
-      <w:t>2026-03-10</w:t>
+      <w:t>2026-03-11</w:t>
       <w:br/>
       <w:br/>
     </w:r>

--- a/klagomål/A 57276-2025 FSC-klagomål.docx
+++ b/klagomål/A 57276-2025 FSC-klagomål.docx
@@ -911,7 +911,7 @@
     <w:r>
       <w:tab/>
       <w:tab/>
-      <w:t>2026-03-11</w:t>
+      <w:t>2026-03-12</w:t>
       <w:br/>
       <w:br/>
     </w:r>

--- a/klagomål/A 57276-2025 FSC-klagomål.docx
+++ b/klagomål/A 57276-2025 FSC-klagomål.docx
@@ -911,7 +911,7 @@
     <w:r>
       <w:tab/>
       <w:tab/>
-      <w:t>2026-03-12</w:t>
+      <w:t>2026-03-13</w:t>
       <w:br/>
       <w:br/>
     </w:r>

--- a/klagomål/A 57276-2025 FSC-klagomål.docx
+++ b/klagomål/A 57276-2025 FSC-klagomål.docx
@@ -888,7 +888,7 @@
     <w:r>
       <w:tab/>
       <w:tab/>
-      <w:t>2026-04-14</w:t>
+      <w:t>2026-04-15</w:t>
       <w:br/>
       <w:br/>
     </w:r>

--- a/klagomål/A 57276-2025 FSC-klagomål.docx
+++ b/klagomål/A 57276-2025 FSC-klagomål.docx
@@ -888,7 +888,7 @@
     <w:r>
       <w:tab/>
       <w:tab/>
-      <w:t>2026-04-15</w:t>
+      <w:t>2026-04-16</w:t>
       <w:br/>
       <w:br/>
     </w:r>

--- a/klagomål/A 57276-2025 FSC-klagomål.docx
+++ b/klagomål/A 57276-2025 FSC-klagomål.docx
@@ -888,7 +888,7 @@
     <w:r>
       <w:tab/>
       <w:tab/>
-      <w:t>2026-04-16</w:t>
+      <w:t>2026-04-17</w:t>
       <w:br/>
       <w:br/>
     </w:r>

--- a/klagomål/A 57276-2025 FSC-klagomål.docx
+++ b/klagomål/A 57276-2025 FSC-klagomål.docx
@@ -888,7 +888,7 @@
     <w:r>
       <w:tab/>
       <w:tab/>
-      <w:t>2026-04-17</w:t>
+      <w:t>2026-04-18</w:t>
       <w:br/>
       <w:br/>
     </w:r>

--- a/klagomål/A 57276-2025 FSC-klagomål.docx
+++ b/klagomål/A 57276-2025 FSC-klagomål.docx
@@ -888,7 +888,7 @@
     <w:r>
       <w:tab/>
       <w:tab/>
-      <w:t>2026-04-18</w:t>
+      <w:t>2026-04-19</w:t>
       <w:br/>
       <w:br/>
     </w:r>

--- a/klagomål/A 57276-2025 FSC-klagomål.docx
+++ b/klagomål/A 57276-2025 FSC-klagomål.docx
@@ -888,7 +888,7 @@
     <w:r>
       <w:tab/>
       <w:tab/>
-      <w:t>2026-04-19</w:t>
+      <w:t>2026-04-20</w:t>
       <w:br/>
       <w:br/>
     </w:r>

--- a/klagomål/A 57276-2025 FSC-klagomål.docx
+++ b/klagomål/A 57276-2025 FSC-klagomål.docx
@@ -888,7 +888,7 @@
     <w:r>
       <w:tab/>
       <w:tab/>
-      <w:t>2026-04-20</w:t>
+      <w:t>2026-04-21</w:t>
       <w:br/>
       <w:br/>
     </w:r>

--- a/klagomål/A 57276-2025 FSC-klagomål.docx
+++ b/klagomål/A 57276-2025 FSC-klagomål.docx
@@ -888,7 +888,7 @@
     <w:r>
       <w:tab/>
       <w:tab/>
-      <w:t>2026-04-21</w:t>
+      <w:t>2026-04-22</w:t>
       <w:br/>
       <w:br/>
     </w:r>

--- a/klagomål/A 57276-2025 FSC-klagomål.docx
+++ b/klagomål/A 57276-2025 FSC-klagomål.docx
@@ -888,7 +888,7 @@
     <w:r>
       <w:tab/>
       <w:tab/>
-      <w:t>2026-04-22</w:t>
+      <w:t>2026-04-23</w:t>
       <w:br/>
       <w:br/>
     </w:r>

--- a/klagomål/A 57276-2025 FSC-klagomål.docx
+++ b/klagomål/A 57276-2025 FSC-klagomål.docx
@@ -888,7 +888,7 @@
     <w:r>
       <w:tab/>
       <w:tab/>
-      <w:t>2026-04-23</w:t>
+      <w:t>2026-04-24</w:t>
       <w:br/>
       <w:br/>
     </w:r>

--- a/klagomål/A 57276-2025 FSC-klagomål.docx
+++ b/klagomål/A 57276-2025 FSC-klagomål.docx
@@ -888,7 +888,7 @@
     <w:r>
       <w:tab/>
       <w:tab/>
-      <w:t>2026-04-24</w:t>
+      <w:t>2026-04-25</w:t>
       <w:br/>
       <w:br/>
     </w:r>

--- a/klagomål/A 57276-2025 FSC-klagomål.docx
+++ b/klagomål/A 57276-2025 FSC-klagomål.docx
@@ -888,7 +888,7 @@
     <w:r>
       <w:tab/>
       <w:tab/>
-      <w:t>2026-04-25</w:t>
+      <w:t>2026-04-26</w:t>
       <w:br/>
       <w:br/>
     </w:r>

--- a/klagomål/A 57276-2025 FSC-klagomål.docx
+++ b/klagomål/A 57276-2025 FSC-klagomål.docx
@@ -888,7 +888,7 @@
     <w:r>
       <w:tab/>
       <w:tab/>
-      <w:t>2026-04-26</w:t>
+      <w:t>2026-04-27</w:t>
       <w:br/>
       <w:br/>
     </w:r>

--- a/klagomål/A 57276-2025 FSC-klagomål.docx
+++ b/klagomål/A 57276-2025 FSC-klagomål.docx
@@ -888,7 +888,7 @@
     <w:r>
       <w:tab/>
       <w:tab/>
-      <w:t>2026-04-27</w:t>
+      <w:t>2026-04-28</w:t>
       <w:br/>
       <w:br/>
     </w:r>

--- a/klagomål/A 57276-2025 FSC-klagomål.docx
+++ b/klagomål/A 57276-2025 FSC-klagomål.docx
@@ -888,7 +888,7 @@
     <w:r>
       <w:tab/>
       <w:tab/>
-      <w:t>2026-04-28</w:t>
+      <w:t>2026-04-29</w:t>
       <w:br/>
       <w:br/>
     </w:r>

--- a/klagomål/A 57276-2025 FSC-klagomål.docx
+++ b/klagomål/A 57276-2025 FSC-klagomål.docx
@@ -888,7 +888,7 @@
     <w:r>
       <w:tab/>
       <w:tab/>
-      <w:t>2026-04-29</w:t>
+      <w:t>2026-04-30</w:t>
       <w:br/>
       <w:br/>
     </w:r>

--- a/klagomål/A 57276-2025 FSC-klagomål.docx
+++ b/klagomål/A 57276-2025 FSC-klagomål.docx
@@ -888,7 +888,7 @@
     <w:r>
       <w:tab/>
       <w:tab/>
-      <w:t>2026-06-15</w:t>
+      <w:t>2026-06-16</w:t>
       <w:br/>
       <w:br/>
     </w:r>

--- a/klagomål/A 57276-2025 FSC-klagomål.docx
+++ b/klagomål/A 57276-2025 FSC-klagomål.docx
@@ -888,7 +888,7 @@
     <w:r>
       <w:tab/>
       <w:tab/>
-      <w:t>2026-06-16</w:t>
+      <w:t>2026-06-17</w:t>
       <w:br/>
       <w:br/>
     </w:r>

--- a/klagomål/A 57276-2025 FSC-klagomål.docx
+++ b/klagomål/A 57276-2025 FSC-klagomål.docx
@@ -1,6 +1,6 @@
 
 <file path=word/document.xml><?xml version="1.0" encoding="utf-8"?>
-<w:document xmlns:wpc="http://schemas.microsoft.com/office/word/2010/wordprocessingCanvas" xmlns:cx="http://schemas.microsoft.com/office/drawing/2014/chartex" xmlns:cx1="http://schemas.microsoft.com/office/drawing/2015/9/8/chartex" xmlns:cx2="http://schemas.microsoft.com/office/drawing/2015/10/21/chartex" xmlns:cx3="http://schemas.microsoft.com/office/drawing/2016/5/9/chartex" xmlns:cx4="http://schemas.microsoft.com/office/drawing/2016/5/10/chartex" xmlns:cx5="http://schemas.microsoft.com/office/drawing/2016/5/11/chartex" xmlns:cx6="http://schemas.microsoft.com/office/drawing/2016/5/12/chartex" xmlns:cx7="http://schemas.microsoft.com/office/drawing/2016/5/13/chartex" xmlns:cx8="http://schemas.microsoft.com/office/drawing/2016/5/14/chartex" xmlns:mc="http://schemas.openxmlformats.org/markup-compatibility/2006" xmlns:aink="http://schemas.microsoft.com/office/drawing/2016/ink" xmlns:am3d="http://schemas.microsoft.com/office/drawing/2017/model3d" xmlns:o="urn:schemas-microsoft-com:office:office" xmlns:oel="http://schemas.microsoft.com/office/2019/extlst" xmlns:r="http://schemas.openxmlformats.org/officeDocument/2006/relationships" xmlns:m="http://schemas.openxmlformats.org/officeDocument/2006/math" xmlns:v="urn:schemas-microsoft-com:vml" xmlns:wp14="http://schemas.microsoft.com/office/word/2010/wordprocessingDrawing" xmlns:wp="http://schemas.openxmlformats.org/drawingml/2006/wordprocessingDrawing" xmlns:w10="urn:schemas-microsoft-com:office:word" xmlns:w="http://schemas.openxmlformats.org/wordprocessingml/2006/main" xmlns:w14="http://schemas.microsoft.com/office/word/2010/wordml" xmlns:w15="http://schemas.microsoft.com/office/word/2012/wordml" xmlns:w16cex="http://schemas.microsoft.com/office/word/2018/wordml/cex" xmlns:w16cid="http://schemas.microsoft.com/office/word/2016/wordml/cid" xmlns:w16="http://schemas.microsoft.com/office/word/2018/wordml" xmlns:w16sdtdh="http://schemas.microsoft.com/office/word/2020/wordml/sdtdatahash" xmlns:w16se="http://schemas.microsoft.com/office/word/2015/wordml/symex" xmlns:wpg="http://schemas.microsoft.com/office/word/2010/wordprocessingGroup" xmlns:wpi="http://schemas.microsoft.com/office/word/2010/wordprocessingInk" xmlns:wne="http://schemas.microsoft.com/office/word/2006/wordml" xmlns:wps="http://schemas.microsoft.com/office/word/2010/wordprocessingShape" mc:Ignorable="w14 w15 w16se w16cid w16 w16cex w16sdtdh wp14">
+<w:document xmlns:wpc="http://schemas.microsoft.com/office/word/2010/wordprocessingCanvas" xmlns:cx="http://schemas.microsoft.com/office/drawing/2014/chartex" xmlns:cx1="http://schemas.microsoft.com/office/drawing/2015/9/8/chartex" xmlns:cx2="http://schemas.microsoft.com/office/drawing/2015/10/21/chartex" xmlns:cx3="http://schemas.microsoft.com/office/drawing/2016/5/9/chartex" xmlns:cx4="http://schemas.microsoft.com/office/drawing/2016/5/10/chartex" xmlns:cx5="http://schemas.microsoft.com/office/drawing/2016/5/11/chartex" xmlns:cx6="http://schemas.microsoft.com/office/drawing/2016/5/12/chartex" xmlns:cx7="http://schemas.microsoft.com/office/drawing/2016/5/13/chartex" xmlns:cx8="http://schemas.microsoft.com/office/drawing/2016/5/14/chartex" xmlns:mc="http://schemas.openxmlformats.org/markup-compatibility/2006" xmlns:aink="http://schemas.microsoft.com/office/drawing/2016/ink" xmlns:am3d="http://schemas.microsoft.com/office/drawing/2017/model3d" xmlns:o="urn:schemas-microsoft-com:office:office" xmlns:oel="http://schemas.microsoft.com/office/2019/extlst" xmlns:r="http://schemas.openxmlformats.org/officeDocument/2006/relationships" xmlns:m="http://schemas.openxmlformats.org/officeDocument/2006/math" xmlns:v="urn:schemas-microsoft-com:vml" xmlns:wp14="http://schemas.microsoft.com/office/word/2010/wordprocessingDrawing" xmlns:wp="http://schemas.openxmlformats.org/drawingml/2006/wordprocessingDrawing" xmlns:w10="urn:schemas-microsoft-com:office:word" xmlns:w="http://schemas.openxmlformats.org/wordprocessingml/2006/main" xmlns:w14="http://schemas.microsoft.com/office/word/2010/wordml" xmlns:w15="http://schemas.microsoft.com/office/word/2012/wordml" xmlns:w16cex="http://schemas.microsoft.com/office/word/2018/wordml/cex" xmlns:w16cid="http://schemas.microsoft.com/office/word/2016/wordml/cid" xmlns:w16="http://schemas.microsoft.com/office/word/2018/wordml" xmlns:w16du="http://schemas.microsoft.com/office/word/2023/wordml/word16du" xmlns:w16sdtdh="http://schemas.microsoft.com/office/word/2020/wordml/sdtdatahash" xmlns:w16sdtfl="http://schemas.microsoft.com/office/word/2024/wordml/sdtformatlock" xmlns:w16se="http://schemas.microsoft.com/office/word/2015/wordml/symex" xmlns:wpg="http://schemas.microsoft.com/office/word/2010/wordprocessingGroup" xmlns:wpi="http://schemas.microsoft.com/office/word/2010/wordprocessingInk" xmlns:wne="http://schemas.microsoft.com/office/word/2006/wordml" xmlns:wps="http://schemas.microsoft.com/office/word/2010/wordprocessingShape" mc:Ignorable="w14 w15 w16se w16cid w16 w16cex w16sdtdh w16sdtfl w16du wp14">
   <w:body>
     <w:p>
       <w:r>
@@ -163,17 +163,17 @@
         <w:pStyle w:val="Title"/>
       </w:pPr>
       <w:r>
-        <w:t>Inledande FSC- /PEFC-klagomål – information om höga naturvärden i avverkningsanmälan A 57276-2025 i Bergs kommun</w:t>
+        <w:t>Inledande FSC- /PEFC-klagomål – information om höga naturvärden och fridlysta arter i avverkningsanmälan A 57276-2025 i Bergs kommun</w:t>
       </w:r>
     </w:p>
     <w:p>
       <w:r>
-        <w:t>Detta dokument behandlar höga naturvärden i avverkningsanmälan A 57276-2025 i Bergs kommun. Denna avverkningsanmälan inkom 2025-11-18 16:30:29 och omfattar 4,8 ha.</w:t>
+        <w:t>Detta dokument behandlar höga naturvärden i avverkningsanmälan A 57276-2025 i Bergs kommun som inkom 2025-11-18 och omfattar 4,8 ha.</w:t>
       </w:r>
     </w:p>
     <w:p>
       <w:r>
-        <w:t>Nedan presenteras fynd av naturvårdsarter som gjorts i det avverkningsanmälda området, samt relevanta utdrag ur standarderna för FSC, Chain of Custody, Controlled Wood och PEFC. I BILAGA 1 finns artfakta om rödlistade arter.</w:t>
+        <w:t>Nedan presenteras fynd av naturvårdsarter och fridlysta arter som gjorts i det avverkningsanmälda området, samt relevanta utdrag ur standarderna för FSC, Chain of Custody, Controlled Wood och PEFC. I BILAGA 1 finns artfakta om fridlysta och rödlistade arter.</w:t>
       </w:r>
     </w:p>
     <w:p>
@@ -191,12 +191,15 @@
     </w:p>
     <w:p>
       <w:r>
-        <w:t>I avverkningsanmälan har följande 4 naturvårdsarter hittats: garnlav (NT), lunglav (NT), vitgrynig nållav (NT) och trådticka (S). Av dessa är 3 rödlistade. För rödlistade arter har rödlistekategorin angivits inom parentes. Arter som är signalarter enligt Skogsstyrelsen har markerats med (S).</w:t>
+        <w:t>I och inom 25 meter från avverkningsanmälan har följande 6 naturvårdsarter hittats: garnlav (VU, T), brunpudrad nållav (NT, T), lunglav (NT, T), vitgrynig nållav (NT), trådticka (S, T) och spillkråka (T, §4). Av dessa är 4 rödlistade. För rödlistade arter har rödlistekategorin angivits inom parentes. Arter som är signalarter enligt Skogsstyrelsen har markerats med (S). Typiska arter inom Natura 2000 som är kopplade till skogsekosystem har markerats med (T). För fridlysta arter anges även paragrafen i Artskyddsförordningen som arten är fridlyst enligt.</w:t>
       </w:r>
     </w:p>
     <w:p>
       <w:r>
-        <w:t>De påträffade naturvårdsarterna är ett tydligt kvitto på att detta rör sig om en skog med höga naturvärden. I Figur 1 visas en karta över det avverkningsanmälda området, där samtliga fyndplatser för naturvårdsarter som finns registrerade på Artportalen har markerats.</w:t>
+        <w:t>De påträffade naturvårdsarterna är ett tydligt kvitto på att det rör sig om en skog med höga naturvärden.</w:t>
+      </w:r>
+      <w:r>
+        <w:t xml:space="preserve"> I Figur 1 visas fyndplatser för naturvårdsarter i området, som finns registrerade på Artportalen.</w:t>
       </w:r>
     </w:p>
     <w:p>
@@ -206,7 +209,7 @@
       <w:r>
         <w:drawing>
           <wp:inline xmlns:a="http://schemas.openxmlformats.org/drawingml/2006/main" xmlns:pic="http://schemas.openxmlformats.org/drawingml/2006/picture">
-            <wp:extent cx="5486400" cy="4986362"/>
+            <wp:extent cx="5486400" cy="4750201"/>
             <wp:docPr id="1" name="Picture 1"/>
             <wp:cNvGraphicFramePr>
               <a:graphicFrameLocks noChangeAspect="1"/>
@@ -227,7 +230,7 @@
                   <pic:spPr>
                     <a:xfrm>
                       <a:off x="0" y="0"/>
-                      <a:ext cx="5486400" cy="4986362"/>
+                      <a:ext cx="5486400" cy="4750201"/>
                     </a:xfrm>
                     <a:prstGeom prst="rect"/>
                   </pic:spPr>
@@ -241,9 +244,99 @@
     <w:p>
       <w:pPr>
         <w:pStyle w:val="Caption"/>
+        <w:spacing w:after="240"/>
       </w:pPr>
       <w:r>
-        <w:t>Figur 1. Fyndplatser för naturvårdsarter i det avverkningsanmälda området (röd linje). Markörer utan svart kant är placerade på fyndplatsen. Markörer med svart kant är placerade vid sidan av fyndplatsen och har ett svart streck som visar fyndplatsens exakta position. Kartans mittpunktskoordinat är N 6939284, E 485799 i SWEREF 99 TM.</w:t>
+        <w:t>Figur 1. Fyndplatser för naturvårdsarter i och inom 25 meter från avverkningsanmälan (röd linje). Markörer utan svart kant är placerade på fyndplatsen. Markörer med svart kant är placerade vid sidan av fyndplatsen och har ett svart streck som visar fyndplatsens exakta position. Kartans mittpunktskoordinat är N 6939284, E 485799 i SWEREF 99 TM.</w:t>
+      </w:r>
+    </w:p>
+    <w:p>
+      <w:pPr>
+        <w:pStyle w:val="Heading2"/>
+      </w:pPr>
+      <w:r>
+        <w:t>Fridlysta arter</w:t>
+      </w:r>
+    </w:p>
+    <w:p>
+      <w:r>
+        <w:t>Följande fridlysta arter har sina livsmiljöer och växtplatser i den avverkningsanmälda skogen: spillkråka (T, §4).</w:t>
+      </w:r>
+    </w:p>
+    <w:p>
+      <w:r>
+        <w:t xml:space="preserve">Observera att medlemsländerna är skyldiga att agera i enlighet med EU:s fågeldirektiv där det uttryckligen står att direktivet gäller för fåglar samt för deras ägg, bon och </w:t>
+      </w:r>
+      <w:r>
+        <w:rPr>
+          <w:b/>
+        </w:rPr>
+        <w:t xml:space="preserve">livsmiljöer </w:t>
+      </w:r>
+      <w:r>
+        <w:t>(artikel 1). Vidare att de åtgärder som vidtas inte får leda till en försämring av den nuvarande situationen beträffande bevarandet av de fågelarter som avses i artikel 1 (artikel 13). Fågeldirektivet är styrande för tillsynsansvariga myndigheters ärendehantering, ställningstaganden och beslutsfattande.</w:t>
+      </w:r>
+    </w:p>
+    <w:p>
+      <w:r>
+        <w:rPr>
+          <w:b/>
+        </w:rPr>
+        <w:t>Spillkråka (§4)</w:t>
+      </w:r>
+      <w:r>
+        <w:t xml:space="preserve"> omfattas av bilaga 1 i EU:s fågeldirektiv och är typisk art för </w:t>
+      </w:r>
+      <w:r>
+        <w:rPr>
+          <w:i/>
+        </w:rPr>
+        <w:t xml:space="preserve">9010 Taiga </w:t>
+      </w:r>
+      <w:r>
+        <w:t>och</w:t>
+      </w:r>
+      <w:r>
+        <w:rPr>
+          <w:i/>
+        </w:rPr>
+        <w:t xml:space="preserve"> 9740 Skogsbevuxen myr</w:t>
+      </w:r>
+      <w:r>
+        <w:t>. Den behöver grova träd, främst tall, asp och bok som boträd. Skogsbruk med korta omloppstider och täta, homogena ungskogar utgör det största hotet. Spillkråka är en nyckelart i skogliga miljöer vars övergivna bohål utnyttjas av flera andra hålhäckande fågelarter och fladdermöss, däribland pärluggla (EN, §4), knipa (§4), salskrake (§4) och skogsduva (§4). Hökuggla (VU, §4) och slaguggla (§4) häckar ofta i högstubbar som brutits av i höjd med ett gammalt spillkråkebo (SLU Artdatabanken, 2026; Skogsstyrelsen, 2016).</w:t>
+      </w:r>
+    </w:p>
+    <w:p>
+      <w:r>
+        <w:t>I BILAGA 1 finns mer detaljerad information om ekologi samt krav på livsmiljö hos fridlysta arter.</w:t>
+      </w:r>
+    </w:p>
+    <w:p>
+      <w:pPr>
+        <w:pStyle w:val="Heading2"/>
+      </w:pPr>
+      <w:r>
+        <w:t>Övriga naturvårdsarter</w:t>
+      </w:r>
+    </w:p>
+    <w:p>
+      <w:r>
+        <w:rPr>
+          <w:b/>
+        </w:rPr>
+        <w:t>Brunpudrad nållav (NT)</w:t>
+      </w:r>
+      <w:r>
+        <w:t xml:space="preserve"> är beroende av hög, jämn luftfuktighet och kan påträffas i fuktiga skogar av naturskogskaraktär, ofta i sumpgranskog eller andra sumpskogar. Arten är placerad högst upp i Skogsstyrelsens värdepyramid för bedömning av skog med höga naturvärden och förekomster bör undantas från skogsbruksåtgärder. Brunpudrad nållav är typisk art för </w:t>
+      </w:r>
+      <w:r>
+        <w:rPr>
+          <w:i/>
+        </w:rPr>
+        <w:t>9010 Taiga</w:t>
+      </w:r>
+      <w:r>
+        <w:t xml:space="preserve"> (SLU Artdatabanken, 2024; Nitare &amp; Skogsstyrelsen, 2019).</w:t>
       </w:r>
     </w:p>
     <w:p>
@@ -423,6 +516,22 @@
       <w:r>
         <w:t>I den avverkningsanmälda skogen har fridlysta arter sina livsmiljöer och växtplatser. Att skada de fridlysta arternas livsmiljöer, växtplatser eller ekologiska funktion är inte tillåtet enligt artskyddsförordningen.</w:t>
       </w:r>
+      <w:r>
+        <w:rPr>
+          <w:i/>
+        </w:rPr>
+        <w:t xml:space="preserve"> EU:s medlemsländer och skogsbolag är skyldiga att agera i enlighet med EU:s fågeldirektiv där det uttryckligen står att direktivet gäller för fåglar samt för deras ägg, bon och </w:t>
+      </w:r>
+      <w:r>
+        <w:rPr>
+          <w:b/>
+          <w:i/>
+        </w:rPr>
+        <w:t xml:space="preserve">livsmiljöer </w:t>
+      </w:r>
+      <w:r>
+        <w:t>(artikel 1). Vidare att de åtgärder som vidtas inte får leda till en försämring av den nuvarande situationen beträffande bevarandet av de fågelarter som avses i artikel 1 (artikel 13).</w:t>
+      </w:r>
     </w:p>
     <w:p>
       <w:r>
@@ -461,7 +570,7 @@
         <w:rPr>
           <w:i/>
         </w:rPr>
-        <w:t>I det avverkningsanmälda skogsområdet har 4 naturvårdsarter varav 3 rödlistade arter sina livsmiljöer och växtplatser.</w:t>
+        <w:t>I det avverkningsanmälda skogsområdet har 6 naturvårdsarter varav 4 rödlistade arter sina livsmiljöer och växtplatser.</w:t>
       </w:r>
     </w:p>
     <w:p>
@@ -658,7 +767,9 @@
         <w:pStyle w:val="Title"/>
       </w:pPr>
       <w:r>
-        <w:t>BILAGA 1 – Rödlistade arter</w:t>
+        <w:t>BILAGA 1 –</w:t>
+        <w:br/>
+        <w:t>Fridlysta och rödlistade arter</w:t>
       </w:r>
     </w:p>
     <w:p>
@@ -744,6 +855,78 @@
       </w:r>
       <w:r>
         <w:t>Skogsstyrelsen.</w:t>
+      </w:r>
+    </w:p>
+    <w:p>
+      <w:r>
+        <w:t xml:space="preserve">SLU Artdatabanken, 2026. </w:t>
+      </w:r>
+      <w:r>
+        <w:rPr>
+          <w:i/>
+        </w:rPr>
+        <w:t xml:space="preserve">Artfaktablad. Naturvård – artfakta. </w:t>
+      </w:r>
+      <w:r>
+        <w:t>SLU Artdatabanken, Uppsala.</w:t>
+      </w:r>
+    </w:p>
+    <w:p>
+      <w:pPr>
+        <w:pStyle w:val="Heading1"/>
+      </w:pPr>
+      <w:r>
+        <w:t>Spillkråka – ekologi samt krav på livsmiljön</w:t>
+      </w:r>
+    </w:p>
+    <w:p>
+      <w:r>
+        <w:t xml:space="preserve">Spillkråka (§4) ingår i bilaga 1 EU:s fågeldirektiv och är typisk art för </w:t>
+      </w:r>
+      <w:r>
+        <w:rPr>
+          <w:i/>
+        </w:rPr>
+        <w:t xml:space="preserve">9010 Taiga </w:t>
+      </w:r>
+      <w:r>
+        <w:t>och</w:t>
+      </w:r>
+      <w:r>
+        <w:rPr>
+          <w:i/>
+        </w:rPr>
+        <w:t xml:space="preserve"> 9740 Skogsbevuxen myr</w:t>
+      </w:r>
+      <w:r>
+        <w:t>. Den lever i både barr- och blandskog liksom i ren lövskog. De tätaste populationerna tenderar att finnas i äldre, variationsrik blandskog med gott om död ved och gamla träd. Varje par utnyttjar 400–1000 hektar skog beroende på skogens kvalitet. Skogsbruk med korta omloppstider och täta, homogena ungskogar utgör det största hotet (SLU Artdatabanken, 2026).</w:t>
+      </w:r>
+    </w:p>
+    <w:p>
+      <w:r>
+        <w:t>Spillkråka är en nyckelart i skogliga miljöer vars övergivna bohål utnyttjas av flera andra hålhäckande fågelarter och fladdermöss, däribland pärluggla (EN, §4), knipa (§4), salskrake (§4) och skogsduva (§4). Hökuggla (VU, §4) och slaguggla (§4) häckar ofta i högstubbar som brutits av i höjd med ett gammalt spillkråkebo (Skogsstyrelsen, 2016).</w:t>
+      </w:r>
+    </w:p>
+    <w:p>
+      <w:pPr>
+        <w:pStyle w:val="Heading2"/>
+      </w:pPr>
+      <w:r>
+        <w:t>Referenser – spillkråka</w:t>
+      </w:r>
+    </w:p>
+    <w:p>
+      <w:r>
+        <w:t xml:space="preserve">Skogsstyrelsen, 2016. </w:t>
+      </w:r>
+      <w:r>
+        <w:rPr>
+          <w:i/>
+        </w:rPr>
+        <w:t xml:space="preserve">Vägledning för hänsyn till spillkråka. </w:t>
+      </w:r>
+      <w:r>
+        <w:t>Vägledningar och kunskapsstöd artskydd – Skogsstyrelsen.</w:t>
       </w:r>
     </w:p>
     <w:p>
@@ -778,7 +961,7 @@
 </file>
 
 <file path=word/endnotes.xml><?xml version="1.0" encoding="utf-8"?>
-<w:endnotes xmlns:wpc="http://schemas.microsoft.com/office/word/2010/wordprocessingCanvas" xmlns:cx="http://schemas.microsoft.com/office/drawing/2014/chartex" xmlns:cx1="http://schemas.microsoft.com/office/drawing/2015/9/8/chartex" xmlns:cx2="http://schemas.microsoft.com/office/drawing/2015/10/21/chartex" xmlns:cx3="http://schemas.microsoft.com/office/drawing/2016/5/9/chartex" xmlns:cx4="http://schemas.microsoft.com/office/drawing/2016/5/10/chartex" xmlns:cx5="http://schemas.microsoft.com/office/drawing/2016/5/11/chartex" xmlns:cx6="http://schemas.microsoft.com/office/drawing/2016/5/12/chartex" xmlns:cx7="http://schemas.microsoft.com/office/drawing/2016/5/13/chartex" xmlns:cx8="http://schemas.microsoft.com/office/drawing/2016/5/14/chartex" xmlns:mc="http://schemas.openxmlformats.org/markup-compatibility/2006" xmlns:aink="http://schemas.microsoft.com/office/drawing/2016/ink" xmlns:am3d="http://schemas.microsoft.com/office/drawing/2017/model3d" xmlns:o="urn:schemas-microsoft-com:office:office" xmlns:oel="http://schemas.microsoft.com/office/2019/extlst" xmlns:r="http://schemas.openxmlformats.org/officeDocument/2006/relationships" xmlns:m="http://schemas.openxmlformats.org/officeDocument/2006/math" xmlns:v="urn:schemas-microsoft-com:vml" xmlns:wp14="http://schemas.microsoft.com/office/word/2010/wordprocessingDrawing" xmlns:wp="http://schemas.openxmlformats.org/drawingml/2006/wordprocessingDrawing" xmlns:w10="urn:schemas-microsoft-com:office:word" xmlns:w="http://schemas.openxmlformats.org/wordprocessingml/2006/main" xmlns:w14="http://schemas.microsoft.com/office/word/2010/wordml" xmlns:w15="http://schemas.microsoft.com/office/word/2012/wordml" xmlns:w16cex="http://schemas.microsoft.com/office/word/2018/wordml/cex" xmlns:w16cid="http://schemas.microsoft.com/office/word/2016/wordml/cid" xmlns:w16="http://schemas.microsoft.com/office/word/2018/wordml" xmlns:w16sdtdh="http://schemas.microsoft.com/office/word/2020/wordml/sdtdatahash" xmlns:w16se="http://schemas.microsoft.com/office/word/2015/wordml/symex" xmlns:wpg="http://schemas.microsoft.com/office/word/2010/wordprocessingGroup" xmlns:wpi="http://schemas.microsoft.com/office/word/2010/wordprocessingInk" xmlns:wne="http://schemas.microsoft.com/office/word/2006/wordml" xmlns:wps="http://schemas.microsoft.com/office/word/2010/wordprocessingShape" mc:Ignorable="w14 w15 w16se w16cid w16 w16cex w16sdtdh wp14">
+<w:endnotes xmlns:wpc="http://schemas.microsoft.com/office/word/2010/wordprocessingCanvas" xmlns:cx="http://schemas.microsoft.com/office/drawing/2014/chartex" xmlns:cx1="http://schemas.microsoft.com/office/drawing/2015/9/8/chartex" xmlns:cx2="http://schemas.microsoft.com/office/drawing/2015/10/21/chartex" xmlns:cx3="http://schemas.microsoft.com/office/drawing/2016/5/9/chartex" xmlns:cx4="http://schemas.microsoft.com/office/drawing/2016/5/10/chartex" xmlns:cx5="http://schemas.microsoft.com/office/drawing/2016/5/11/chartex" xmlns:cx6="http://schemas.microsoft.com/office/drawing/2016/5/12/chartex" xmlns:cx7="http://schemas.microsoft.com/office/drawing/2016/5/13/chartex" xmlns:cx8="http://schemas.microsoft.com/office/drawing/2016/5/14/chartex" xmlns:mc="http://schemas.openxmlformats.org/markup-compatibility/2006" xmlns:aink="http://schemas.microsoft.com/office/drawing/2016/ink" xmlns:am3d="http://schemas.microsoft.com/office/drawing/2017/model3d" xmlns:o="urn:schemas-microsoft-com:office:office" xmlns:oel="http://schemas.microsoft.com/office/2019/extlst" xmlns:r="http://schemas.openxmlformats.org/officeDocument/2006/relationships" xmlns:m="http://schemas.openxmlformats.org/officeDocument/2006/math" xmlns:v="urn:schemas-microsoft-com:vml" xmlns:wp14="http://schemas.microsoft.com/office/word/2010/wordprocessingDrawing" xmlns:wp="http://schemas.openxmlformats.org/drawingml/2006/wordprocessingDrawing" xmlns:w10="urn:schemas-microsoft-com:office:word" xmlns:w="http://schemas.openxmlformats.org/wordprocessingml/2006/main" xmlns:w14="http://schemas.microsoft.com/office/word/2010/wordml" xmlns:w15="http://schemas.microsoft.com/office/word/2012/wordml" xmlns:w16cex="http://schemas.microsoft.com/office/word/2018/wordml/cex" xmlns:w16cid="http://schemas.microsoft.com/office/word/2016/wordml/cid" xmlns:w16="http://schemas.microsoft.com/office/word/2018/wordml" xmlns:w16du="http://schemas.microsoft.com/office/word/2023/wordml/word16du" xmlns:w16sdtdh="http://schemas.microsoft.com/office/word/2020/wordml/sdtdatahash" xmlns:w16sdtfl="http://schemas.microsoft.com/office/word/2024/wordml/sdtformatlock" xmlns:w16se="http://schemas.microsoft.com/office/word/2015/wordml/symex" xmlns:wpg="http://schemas.microsoft.com/office/word/2010/wordprocessingGroup" xmlns:wpi="http://schemas.microsoft.com/office/word/2010/wordprocessingInk" xmlns:wne="http://schemas.microsoft.com/office/word/2006/wordml" xmlns:wps="http://schemas.microsoft.com/office/word/2010/wordprocessingShape" mc:Ignorable="w14 w15 w16se w16cid w16 w16cex w16sdtdh w16sdtfl w16du wp14">
   <w:endnote w:type="separator" w:id="-1">
     <w:p>
       <w:pPr>
@@ -803,7 +986,7 @@
 </file>
 
 <file path=word/footer1.xml><?xml version="1.0" encoding="utf-8"?>
-<w:ftr xmlns:wpc="http://schemas.microsoft.com/office/word/2010/wordprocessingCanvas" xmlns:cx="http://schemas.microsoft.com/office/drawing/2014/chartex" xmlns:cx1="http://schemas.microsoft.com/office/drawing/2015/9/8/chartex" xmlns:cx2="http://schemas.microsoft.com/office/drawing/2015/10/21/chartex" xmlns:cx3="http://schemas.microsoft.com/office/drawing/2016/5/9/chartex" xmlns:cx4="http://schemas.microsoft.com/office/drawing/2016/5/10/chartex" xmlns:cx5="http://schemas.microsoft.com/office/drawing/2016/5/11/chartex" xmlns:cx6="http://schemas.microsoft.com/office/drawing/2016/5/12/chartex" xmlns:cx7="http://schemas.microsoft.com/office/drawing/2016/5/13/chartex" xmlns:cx8="http://schemas.microsoft.com/office/drawing/2016/5/14/chartex" xmlns:mc="http://schemas.openxmlformats.org/markup-compatibility/2006" xmlns:aink="http://schemas.microsoft.com/office/drawing/2016/ink" xmlns:am3d="http://schemas.microsoft.com/office/drawing/2017/model3d" xmlns:o="urn:schemas-microsoft-com:office:office" xmlns:oel="http://schemas.microsoft.com/office/2019/extlst" xmlns:r="http://schemas.openxmlformats.org/officeDocument/2006/relationships" xmlns:m="http://schemas.openxmlformats.org/officeDocument/2006/math" xmlns:v="urn:schemas-microsoft-com:vml" xmlns:wp14="http://schemas.microsoft.com/office/word/2010/wordprocessingDrawing" xmlns:wp="http://schemas.openxmlformats.org/drawingml/2006/wordprocessingDrawing" xmlns:w10="urn:schemas-microsoft-com:office:word" xmlns:w="http://schemas.openxmlformats.org/wordprocessingml/2006/main" xmlns:w14="http://schemas.microsoft.com/office/word/2010/wordml" xmlns:w15="http://schemas.microsoft.com/office/word/2012/wordml" xmlns:w16cex="http://schemas.microsoft.com/office/word/2018/wordml/cex" xmlns:w16cid="http://schemas.microsoft.com/office/word/2016/wordml/cid" xmlns:w16="http://schemas.microsoft.com/office/word/2018/wordml" xmlns:w16sdtdh="http://schemas.microsoft.com/office/word/2020/wordml/sdtdatahash" xmlns:w16se="http://schemas.microsoft.com/office/word/2015/wordml/symex" xmlns:wpg="http://schemas.microsoft.com/office/word/2010/wordprocessingGroup" xmlns:wpi="http://schemas.microsoft.com/office/word/2010/wordprocessingInk" xmlns:wne="http://schemas.microsoft.com/office/word/2006/wordml" xmlns:wps="http://schemas.microsoft.com/office/word/2010/wordprocessingShape" mc:Ignorable="w14 w15 w16se w16cid w16 w16cex w16sdtdh wp14">
+<w:ftr xmlns:wpc="http://schemas.microsoft.com/office/word/2010/wordprocessingCanvas" xmlns:cx="http://schemas.microsoft.com/office/drawing/2014/chartex" xmlns:cx1="http://schemas.microsoft.com/office/drawing/2015/9/8/chartex" xmlns:cx2="http://schemas.microsoft.com/office/drawing/2015/10/21/chartex" xmlns:cx3="http://schemas.microsoft.com/office/drawing/2016/5/9/chartex" xmlns:cx4="http://schemas.microsoft.com/office/drawing/2016/5/10/chartex" xmlns:cx5="http://schemas.microsoft.com/office/drawing/2016/5/11/chartex" xmlns:cx6="http://schemas.microsoft.com/office/drawing/2016/5/12/chartex" xmlns:cx7="http://schemas.microsoft.com/office/drawing/2016/5/13/chartex" xmlns:cx8="http://schemas.microsoft.com/office/drawing/2016/5/14/chartex" xmlns:mc="http://schemas.openxmlformats.org/markup-compatibility/2006" xmlns:aink="http://schemas.microsoft.com/office/drawing/2016/ink" xmlns:am3d="http://schemas.microsoft.com/office/drawing/2017/model3d" xmlns:o="urn:schemas-microsoft-com:office:office" xmlns:oel="http://schemas.microsoft.com/office/2019/extlst" xmlns:r="http://schemas.openxmlformats.org/officeDocument/2006/relationships" xmlns:m="http://schemas.openxmlformats.org/officeDocument/2006/math" xmlns:v="urn:schemas-microsoft-com:vml" xmlns:wp14="http://schemas.microsoft.com/office/word/2010/wordprocessingDrawing" xmlns:wp="http://schemas.openxmlformats.org/drawingml/2006/wordprocessingDrawing" xmlns:w10="urn:schemas-microsoft-com:office:word" xmlns:w="http://schemas.openxmlformats.org/wordprocessingml/2006/main" xmlns:w14="http://schemas.microsoft.com/office/word/2010/wordml" xmlns:w15="http://schemas.microsoft.com/office/word/2012/wordml" xmlns:w16cex="http://schemas.microsoft.com/office/word/2018/wordml/cex" xmlns:w16cid="http://schemas.microsoft.com/office/word/2016/wordml/cid" xmlns:w16="http://schemas.microsoft.com/office/word/2018/wordml" xmlns:w16du="http://schemas.microsoft.com/office/word/2023/wordml/word16du" xmlns:w16sdtdh="http://schemas.microsoft.com/office/word/2020/wordml/sdtdatahash" xmlns:w16sdtfl="http://schemas.microsoft.com/office/word/2024/wordml/sdtformatlock" xmlns:w16se="http://schemas.microsoft.com/office/word/2015/wordml/symex" xmlns:wpg="http://schemas.microsoft.com/office/word/2010/wordprocessingGroup" xmlns:wpi="http://schemas.microsoft.com/office/word/2010/wordprocessingInk" xmlns:wne="http://schemas.microsoft.com/office/word/2006/wordml" xmlns:wps="http://schemas.microsoft.com/office/word/2010/wordprocessingShape" mc:Ignorable="w14 w15 w16se w16cid w16 w16cex w16sdtdh w16sdtfl w16du wp14">
   <w:p>
     <w:pPr>
       <w:pStyle w:val="Footer"/>
@@ -813,7 +996,7 @@
 </file>
 
 <file path=word/footer2.xml><?xml version="1.0" encoding="utf-8"?>
-<w:ftr xmlns:wpc="http://schemas.microsoft.com/office/word/2010/wordprocessingCanvas" xmlns:cx="http://schemas.microsoft.com/office/drawing/2014/chartex" xmlns:cx1="http://schemas.microsoft.com/office/drawing/2015/9/8/chartex" xmlns:cx2="http://schemas.microsoft.com/office/drawing/2015/10/21/chartex" xmlns:cx3="http://schemas.microsoft.com/office/drawing/2016/5/9/chartex" xmlns:cx4="http://schemas.microsoft.com/office/drawing/2016/5/10/chartex" xmlns:cx5="http://schemas.microsoft.com/office/drawing/2016/5/11/chartex" xmlns:cx6="http://schemas.microsoft.com/office/drawing/2016/5/12/chartex" xmlns:cx7="http://schemas.microsoft.com/office/drawing/2016/5/13/chartex" xmlns:cx8="http://schemas.microsoft.com/office/drawing/2016/5/14/chartex" xmlns:mc="http://schemas.openxmlformats.org/markup-compatibility/2006" xmlns:aink="http://schemas.microsoft.com/office/drawing/2016/ink" xmlns:am3d="http://schemas.microsoft.com/office/drawing/2017/model3d" xmlns:o="urn:schemas-microsoft-com:office:office" xmlns:oel="http://schemas.microsoft.com/office/2019/extlst" xmlns:r="http://schemas.openxmlformats.org/officeDocument/2006/relationships" xmlns:m="http://schemas.openxmlformats.org/officeDocument/2006/math" xmlns:v="urn:schemas-microsoft-com:vml" xmlns:wp14="http://schemas.microsoft.com/office/word/2010/wordprocessingDrawing" xmlns:wp="http://schemas.openxmlformats.org/drawingml/2006/wordprocessingDrawing" xmlns:w10="urn:schemas-microsoft-com:office:word" xmlns:w="http://schemas.openxmlformats.org/wordprocessingml/2006/main" xmlns:w14="http://schemas.microsoft.com/office/word/2010/wordml" xmlns:w15="http://schemas.microsoft.com/office/word/2012/wordml" xmlns:w16cex="http://schemas.microsoft.com/office/word/2018/wordml/cex" xmlns:w16cid="http://schemas.microsoft.com/office/word/2016/wordml/cid" xmlns:w16="http://schemas.microsoft.com/office/word/2018/wordml" xmlns:w16sdtdh="http://schemas.microsoft.com/office/word/2020/wordml/sdtdatahash" xmlns:w16se="http://schemas.microsoft.com/office/word/2015/wordml/symex" xmlns:wpg="http://schemas.microsoft.com/office/word/2010/wordprocessingGroup" xmlns:wpi="http://schemas.microsoft.com/office/word/2010/wordprocessingInk" xmlns:wne="http://schemas.microsoft.com/office/word/2006/wordml" xmlns:wps="http://schemas.microsoft.com/office/word/2010/wordprocessingShape" mc:Ignorable="w14 w15 w16se w16cid w16 w16cex w16sdtdh wp14">
+<w:ftr xmlns:wpc="http://schemas.microsoft.com/office/word/2010/wordprocessingCanvas" xmlns:cx="http://schemas.microsoft.com/office/drawing/2014/chartex" xmlns:cx1="http://schemas.microsoft.com/office/drawing/2015/9/8/chartex" xmlns:cx2="http://schemas.microsoft.com/office/drawing/2015/10/21/chartex" xmlns:cx3="http://schemas.microsoft.com/office/drawing/2016/5/9/chartex" xmlns:cx4="http://schemas.microsoft.com/office/drawing/2016/5/10/chartex" xmlns:cx5="http://schemas.microsoft.com/office/drawing/2016/5/11/chartex" xmlns:cx6="http://schemas.microsoft.com/office/drawing/2016/5/12/chartex" xmlns:cx7="http://schemas.microsoft.com/office/drawing/2016/5/13/chartex" xmlns:cx8="http://schemas.microsoft.com/office/drawing/2016/5/14/chartex" xmlns:mc="http://schemas.openxmlformats.org/markup-compatibility/2006" xmlns:aink="http://schemas.microsoft.com/office/drawing/2016/ink" xmlns:am3d="http://schemas.microsoft.com/office/drawing/2017/model3d" xmlns:o="urn:schemas-microsoft-com:office:office" xmlns:oel="http://schemas.microsoft.com/office/2019/extlst" xmlns:r="http://schemas.openxmlformats.org/officeDocument/2006/relationships" xmlns:m="http://schemas.openxmlformats.org/officeDocument/2006/math" xmlns:v="urn:schemas-microsoft-com:vml" xmlns:wp14="http://schemas.microsoft.com/office/word/2010/wordprocessingDrawing" xmlns:wp="http://schemas.openxmlformats.org/drawingml/2006/wordprocessingDrawing" xmlns:w10="urn:schemas-microsoft-com:office:word" xmlns:w="http://schemas.openxmlformats.org/wordprocessingml/2006/main" xmlns:w14="http://schemas.microsoft.com/office/word/2010/wordml" xmlns:w15="http://schemas.microsoft.com/office/word/2012/wordml" xmlns:w16cex="http://schemas.microsoft.com/office/word/2018/wordml/cex" xmlns:w16cid="http://schemas.microsoft.com/office/word/2016/wordml/cid" xmlns:w16="http://schemas.microsoft.com/office/word/2018/wordml" xmlns:w16du="http://schemas.microsoft.com/office/word/2023/wordml/word16du" xmlns:w16sdtdh="http://schemas.microsoft.com/office/word/2020/wordml/sdtdatahash" xmlns:w16sdtfl="http://schemas.microsoft.com/office/word/2024/wordml/sdtformatlock" xmlns:w16se="http://schemas.microsoft.com/office/word/2015/wordml/symex" xmlns:wpg="http://schemas.microsoft.com/office/word/2010/wordprocessingGroup" xmlns:wpi="http://schemas.microsoft.com/office/word/2010/wordprocessingInk" xmlns:wne="http://schemas.microsoft.com/office/word/2006/wordml" xmlns:wps="http://schemas.microsoft.com/office/word/2010/wordprocessingShape" mc:Ignorable="w14 w15 w16se w16cid w16 w16cex w16sdtdh w16sdtfl w16du wp14">
   <w:p>
     <w:pPr>
       <w:pStyle w:val="Footer"/>
@@ -823,7 +1006,7 @@
 </file>
 
 <file path=word/footer3.xml><?xml version="1.0" encoding="utf-8"?>
-<w:ftr xmlns:wpc="http://schemas.microsoft.com/office/word/2010/wordprocessingCanvas" xmlns:cx="http://schemas.microsoft.com/office/drawing/2014/chartex" xmlns:cx1="http://schemas.microsoft.com/office/drawing/2015/9/8/chartex" xmlns:cx2="http://schemas.microsoft.com/office/drawing/2015/10/21/chartex" xmlns:cx3="http://schemas.microsoft.com/office/drawing/2016/5/9/chartex" xmlns:cx4="http://schemas.microsoft.com/office/drawing/2016/5/10/chartex" xmlns:cx5="http://schemas.microsoft.com/office/drawing/2016/5/11/chartex" xmlns:cx6="http://schemas.microsoft.com/office/drawing/2016/5/12/chartex" xmlns:cx7="http://schemas.microsoft.com/office/drawing/2016/5/13/chartex" xmlns:cx8="http://schemas.microsoft.com/office/drawing/2016/5/14/chartex" xmlns:mc="http://schemas.openxmlformats.org/markup-compatibility/2006" xmlns:aink="http://schemas.microsoft.com/office/drawing/2016/ink" xmlns:am3d="http://schemas.microsoft.com/office/drawing/2017/model3d" xmlns:o="urn:schemas-microsoft-com:office:office" xmlns:oel="http://schemas.microsoft.com/office/2019/extlst" xmlns:r="http://schemas.openxmlformats.org/officeDocument/2006/relationships" xmlns:m="http://schemas.openxmlformats.org/officeDocument/2006/math" xmlns:v="urn:schemas-microsoft-com:vml" xmlns:wp14="http://schemas.microsoft.com/office/word/2010/wordprocessingDrawing" xmlns:wp="http://schemas.openxmlformats.org/drawingml/2006/wordprocessingDrawing" xmlns:w10="urn:schemas-microsoft-com:office:word" xmlns:w="http://schemas.openxmlformats.org/wordprocessingml/2006/main" xmlns:w14="http://schemas.microsoft.com/office/word/2010/wordml" xmlns:w15="http://schemas.microsoft.com/office/word/2012/wordml" xmlns:w16cex="http://schemas.microsoft.com/office/word/2018/wordml/cex" xmlns:w16cid="http://schemas.microsoft.com/office/word/2016/wordml/cid" xmlns:w16="http://schemas.microsoft.com/office/word/2018/wordml" xmlns:w16sdtdh="http://schemas.microsoft.com/office/word/2020/wordml/sdtdatahash" xmlns:w16se="http://schemas.microsoft.com/office/word/2015/wordml/symex" xmlns:wpg="http://schemas.microsoft.com/office/word/2010/wordprocessingGroup" xmlns:wpi="http://schemas.microsoft.com/office/word/2010/wordprocessingInk" xmlns:wne="http://schemas.microsoft.com/office/word/2006/wordml" xmlns:wps="http://schemas.microsoft.com/office/word/2010/wordprocessingShape" mc:Ignorable="w14 w15 w16se w16cid w16 w16cex w16sdtdh wp14">
+<w:ftr xmlns:wpc="http://schemas.microsoft.com/office/word/2010/wordprocessingCanvas" xmlns:cx="http://schemas.microsoft.com/office/drawing/2014/chartex" xmlns:cx1="http://schemas.microsoft.com/office/drawing/2015/9/8/chartex" xmlns:cx2="http://schemas.microsoft.com/office/drawing/2015/10/21/chartex" xmlns:cx3="http://schemas.microsoft.com/office/drawing/2016/5/9/chartex" xmlns:cx4="http://schemas.microsoft.com/office/drawing/2016/5/10/chartex" xmlns:cx5="http://schemas.microsoft.com/office/drawing/2016/5/11/chartex" xmlns:cx6="http://schemas.microsoft.com/office/drawing/2016/5/12/chartex" xmlns:cx7="http://schemas.microsoft.com/office/drawing/2016/5/13/chartex" xmlns:cx8="http://schemas.microsoft.com/office/drawing/2016/5/14/chartex" xmlns:mc="http://schemas.openxmlformats.org/markup-compatibility/2006" xmlns:aink="http://schemas.microsoft.com/office/drawing/2016/ink" xmlns:am3d="http://schemas.microsoft.com/office/drawing/2017/model3d" xmlns:o="urn:schemas-microsoft-com:office:office" xmlns:oel="http://schemas.microsoft.com/office/2019/extlst" xmlns:r="http://schemas.openxmlformats.org/officeDocument/2006/relationships" xmlns:m="http://schemas.openxmlformats.org/officeDocument/2006/math" xmlns:v="urn:schemas-microsoft-com:vml" xmlns:wp14="http://schemas.microsoft.com/office/word/2010/wordprocessingDrawing" xmlns:wp="http://schemas.openxmlformats.org/drawingml/2006/wordprocessingDrawing" xmlns:w10="urn:schemas-microsoft-com:office:word" xmlns:w="http://schemas.openxmlformats.org/wordprocessingml/2006/main" xmlns:w14="http://schemas.microsoft.com/office/word/2010/wordml" xmlns:w15="http://schemas.microsoft.com/office/word/2012/wordml" xmlns:w16cex="http://schemas.microsoft.com/office/word/2018/wordml/cex" xmlns:w16cid="http://schemas.microsoft.com/office/word/2016/wordml/cid" xmlns:w16="http://schemas.microsoft.com/office/word/2018/wordml" xmlns:w16du="http://schemas.microsoft.com/office/word/2023/wordml/word16du" xmlns:w16sdtdh="http://schemas.microsoft.com/office/word/2020/wordml/sdtdatahash" xmlns:w16sdtfl="http://schemas.microsoft.com/office/word/2024/wordml/sdtformatlock" xmlns:w16se="http://schemas.microsoft.com/office/word/2015/wordml/symex" xmlns:wpg="http://schemas.microsoft.com/office/word/2010/wordprocessingGroup" xmlns:wpi="http://schemas.microsoft.com/office/word/2010/wordprocessingInk" xmlns:wne="http://schemas.microsoft.com/office/word/2006/wordml" xmlns:wps="http://schemas.microsoft.com/office/word/2010/wordprocessingShape" mc:Ignorable="w14 w15 w16se w16cid w16 w16cex w16sdtdh w16sdtfl w16du wp14">
   <w:p>
     <w:pPr>
       <w:pStyle w:val="Footer"/>
@@ -833,7 +1016,7 @@
 </file>
 
 <file path=word/footnotes.xml><?xml version="1.0" encoding="utf-8"?>
-<w:footnotes xmlns:wpc="http://schemas.microsoft.com/office/word/2010/wordprocessingCanvas" xmlns:cx="http://schemas.microsoft.com/office/drawing/2014/chartex" xmlns:cx1="http://schemas.microsoft.com/office/drawing/2015/9/8/chartex" xmlns:cx2="http://schemas.microsoft.com/office/drawing/2015/10/21/chartex" xmlns:cx3="http://schemas.microsoft.com/office/drawing/2016/5/9/chartex" xmlns:cx4="http://schemas.microsoft.com/office/drawing/2016/5/10/chartex" xmlns:cx5="http://schemas.microsoft.com/office/drawing/2016/5/11/chartex" xmlns:cx6="http://schemas.microsoft.com/office/drawing/2016/5/12/chartex" xmlns:cx7="http://schemas.microsoft.com/office/drawing/2016/5/13/chartex" xmlns:cx8="http://schemas.microsoft.com/office/drawing/2016/5/14/chartex" xmlns:mc="http://schemas.openxmlformats.org/markup-compatibility/2006" xmlns:aink="http://schemas.microsoft.com/office/drawing/2016/ink" xmlns:am3d="http://schemas.microsoft.com/office/drawing/2017/model3d" xmlns:o="urn:schemas-microsoft-com:office:office" xmlns:oel="http://schemas.microsoft.com/office/2019/extlst" xmlns:r="http://schemas.openxmlformats.org/officeDocument/2006/relationships" xmlns:m="http://schemas.openxmlformats.org/officeDocument/2006/math" xmlns:v="urn:schemas-microsoft-com:vml" xmlns:wp14="http://schemas.microsoft.com/office/word/2010/wordprocessingDrawing" xmlns:wp="http://schemas.openxmlformats.org/drawingml/2006/wordprocessingDrawing" xmlns:w10="urn:schemas-microsoft-com:office:word" xmlns:w="http://schemas.openxmlformats.org/wordprocessingml/2006/main" xmlns:w14="http://schemas.microsoft.com/office/word/2010/wordml" xmlns:w15="http://schemas.microsoft.com/office/word/2012/wordml" xmlns:w16cex="http://schemas.microsoft.com/office/word/2018/wordml/cex" xmlns:w16cid="http://schemas.microsoft.com/office/word/2016/wordml/cid" xmlns:w16="http://schemas.microsoft.com/office/word/2018/wordml" xmlns:w16sdtdh="http://schemas.microsoft.com/office/word/2020/wordml/sdtdatahash" xmlns:w16se="http://schemas.microsoft.com/office/word/2015/wordml/symex" xmlns:wpg="http://schemas.microsoft.com/office/word/2010/wordprocessingGroup" xmlns:wpi="http://schemas.microsoft.com/office/word/2010/wordprocessingInk" xmlns:wne="http://schemas.microsoft.com/office/word/2006/wordml" xmlns:wps="http://schemas.microsoft.com/office/word/2010/wordprocessingShape" mc:Ignorable="w14 w15 w16se w16cid w16 w16cex w16sdtdh wp14">
+<w:footnotes xmlns:wpc="http://schemas.microsoft.com/office/word/2010/wordprocessingCanvas" xmlns:cx="http://schemas.microsoft.com/office/drawing/2014/chartex" xmlns:cx1="http://schemas.microsoft.com/office/drawing/2015/9/8/chartex" xmlns:cx2="http://schemas.microsoft.com/office/drawing/2015/10/21/chartex" xmlns:cx3="http://schemas.microsoft.com/office/drawing/2016/5/9/chartex" xmlns:cx4="http://schemas.microsoft.com/office/drawing/2016/5/10/chartex" xmlns:cx5="http://schemas.microsoft.com/office/drawing/2016/5/11/chartex" xmlns:cx6="http://schemas.microsoft.com/office/drawing/2016/5/12/chartex" xmlns:cx7="http://schemas.microsoft.com/office/drawing/2016/5/13/chartex" xmlns:cx8="http://schemas.microsoft.com/office/drawing/2016/5/14/chartex" xmlns:mc="http://schemas.openxmlformats.org/markup-compatibility/2006" xmlns:aink="http://schemas.microsoft.com/office/drawing/2016/ink" xmlns:am3d="http://schemas.microsoft.com/office/drawing/2017/model3d" xmlns:o="urn:schemas-microsoft-com:office:office" xmlns:oel="http://schemas.microsoft.com/office/2019/extlst" xmlns:r="http://schemas.openxmlformats.org/officeDocument/2006/relationships" xmlns:m="http://schemas.openxmlformats.org/officeDocument/2006/math" xmlns:v="urn:schemas-microsoft-com:vml" xmlns:wp14="http://schemas.microsoft.com/office/word/2010/wordprocessingDrawing" xmlns:wp="http://schemas.openxmlformats.org/drawingml/2006/wordprocessingDrawing" xmlns:w10="urn:schemas-microsoft-com:office:word" xmlns:w="http://schemas.openxmlformats.org/wordprocessingml/2006/main" xmlns:w14="http://schemas.microsoft.com/office/word/2010/wordml" xmlns:w15="http://schemas.microsoft.com/office/word/2012/wordml" xmlns:w16cex="http://schemas.microsoft.com/office/word/2018/wordml/cex" xmlns:w16cid="http://schemas.microsoft.com/office/word/2016/wordml/cid" xmlns:w16="http://schemas.microsoft.com/office/word/2018/wordml" xmlns:w16du="http://schemas.microsoft.com/office/word/2023/wordml/word16du" xmlns:w16sdtdh="http://schemas.microsoft.com/office/word/2020/wordml/sdtdatahash" xmlns:w16sdtfl="http://schemas.microsoft.com/office/word/2024/wordml/sdtformatlock" xmlns:w16se="http://schemas.microsoft.com/office/word/2015/wordml/symex" xmlns:wpg="http://schemas.microsoft.com/office/word/2010/wordprocessingGroup" xmlns:wpi="http://schemas.microsoft.com/office/word/2010/wordprocessingInk" xmlns:wne="http://schemas.microsoft.com/office/word/2006/wordml" xmlns:wps="http://schemas.microsoft.com/office/word/2010/wordprocessingShape" mc:Ignorable="w14 w15 w16se w16cid w16 w16cex w16sdtdh w16sdtfl w16du wp14">
   <w:footnote w:type="separator" w:id="-1">
     <w:p>
       <w:pPr>
@@ -858,7 +1041,7 @@
 </file>
 
 <file path=word/header1.xml><?xml version="1.0" encoding="utf-8"?>
-<w:hdr xmlns:wpc="http://schemas.microsoft.com/office/word/2010/wordprocessingCanvas" xmlns:cx="http://schemas.microsoft.com/office/drawing/2014/chartex" xmlns:cx1="http://schemas.microsoft.com/office/drawing/2015/9/8/chartex" xmlns:cx2="http://schemas.microsoft.com/office/drawing/2015/10/21/chartex" xmlns:cx3="http://schemas.microsoft.com/office/drawing/2016/5/9/chartex" xmlns:cx4="http://schemas.microsoft.com/office/drawing/2016/5/10/chartex" xmlns:cx5="http://schemas.microsoft.com/office/drawing/2016/5/11/chartex" xmlns:cx6="http://schemas.microsoft.com/office/drawing/2016/5/12/chartex" xmlns:cx7="http://schemas.microsoft.com/office/drawing/2016/5/13/chartex" xmlns:cx8="http://schemas.microsoft.com/office/drawing/2016/5/14/chartex" xmlns:mc="http://schemas.openxmlformats.org/markup-compatibility/2006" xmlns:aink="http://schemas.microsoft.com/office/drawing/2016/ink" xmlns:am3d="http://schemas.microsoft.com/office/drawing/2017/model3d" xmlns:o="urn:schemas-microsoft-com:office:office" xmlns:oel="http://schemas.microsoft.com/office/2019/extlst" xmlns:r="http://schemas.openxmlformats.org/officeDocument/2006/relationships" xmlns:m="http://schemas.openxmlformats.org/officeDocument/2006/math" xmlns:v="urn:schemas-microsoft-com:vml" xmlns:wp14="http://schemas.microsoft.com/office/word/2010/wordprocessingDrawing" xmlns:wp="http://schemas.openxmlformats.org/drawingml/2006/wordprocessingDrawing" xmlns:w10="urn:schemas-microsoft-com:office:word" xmlns:w="http://schemas.openxmlformats.org/wordprocessingml/2006/main" xmlns:w14="http://schemas.microsoft.com/office/word/2010/wordml" xmlns:w15="http://schemas.microsoft.com/office/word/2012/wordml" xmlns:w16cex="http://schemas.microsoft.com/office/word/2018/wordml/cex" xmlns:w16cid="http://schemas.microsoft.com/office/word/2016/wordml/cid" xmlns:w16="http://schemas.microsoft.com/office/word/2018/wordml" xmlns:w16sdtdh="http://schemas.microsoft.com/office/word/2020/wordml/sdtdatahash" xmlns:w16se="http://schemas.microsoft.com/office/word/2015/wordml/symex" xmlns:wpg="http://schemas.microsoft.com/office/word/2010/wordprocessingGroup" xmlns:wpi="http://schemas.microsoft.com/office/word/2010/wordprocessingInk" xmlns:wne="http://schemas.microsoft.com/office/word/2006/wordml" xmlns:wps="http://schemas.microsoft.com/office/word/2010/wordprocessingShape" mc:Ignorable="w14 w15 w16se w16cid w16 w16cex w16sdtdh wp14">
+<w:hdr xmlns:wpc="http://schemas.microsoft.com/office/word/2010/wordprocessingCanvas" xmlns:cx="http://schemas.microsoft.com/office/drawing/2014/chartex" xmlns:cx1="http://schemas.microsoft.com/office/drawing/2015/9/8/chartex" xmlns:cx2="http://schemas.microsoft.com/office/drawing/2015/10/21/chartex" xmlns:cx3="http://schemas.microsoft.com/office/drawing/2016/5/9/chartex" xmlns:cx4="http://schemas.microsoft.com/office/drawing/2016/5/10/chartex" xmlns:cx5="http://schemas.microsoft.com/office/drawing/2016/5/11/chartex" xmlns:cx6="http://schemas.microsoft.com/office/drawing/2016/5/12/chartex" xmlns:cx7="http://schemas.microsoft.com/office/drawing/2016/5/13/chartex" xmlns:cx8="http://schemas.microsoft.com/office/drawing/2016/5/14/chartex" xmlns:mc="http://schemas.openxmlformats.org/markup-compatibility/2006" xmlns:aink="http://schemas.microsoft.com/office/drawing/2016/ink" xmlns:am3d="http://schemas.microsoft.com/office/drawing/2017/model3d" xmlns:o="urn:schemas-microsoft-com:office:office" xmlns:oel="http://schemas.microsoft.com/office/2019/extlst" xmlns:r="http://schemas.openxmlformats.org/officeDocument/2006/relationships" xmlns:m="http://schemas.openxmlformats.org/officeDocument/2006/math" xmlns:v="urn:schemas-microsoft-com:vml" xmlns:wp14="http://schemas.microsoft.com/office/word/2010/wordprocessingDrawing" xmlns:wp="http://schemas.openxmlformats.org/drawingml/2006/wordprocessingDrawing" xmlns:w10="urn:schemas-microsoft-com:office:word" xmlns:w="http://schemas.openxmlformats.org/wordprocessingml/2006/main" xmlns:w14="http://schemas.microsoft.com/office/word/2010/wordml" xmlns:w15="http://schemas.microsoft.com/office/word/2012/wordml" xmlns:w16cex="http://schemas.microsoft.com/office/word/2018/wordml/cex" xmlns:w16cid="http://schemas.microsoft.com/office/word/2016/wordml/cid" xmlns:w16="http://schemas.microsoft.com/office/word/2018/wordml" xmlns:w16du="http://schemas.microsoft.com/office/word/2023/wordml/word16du" xmlns:w16sdtdh="http://schemas.microsoft.com/office/word/2020/wordml/sdtdatahash" xmlns:w16sdtfl="http://schemas.microsoft.com/office/word/2024/wordml/sdtformatlock" xmlns:w16se="http://schemas.microsoft.com/office/word/2015/wordml/symex" xmlns:wpg="http://schemas.microsoft.com/office/word/2010/wordprocessingGroup" xmlns:wpi="http://schemas.microsoft.com/office/word/2010/wordprocessingInk" xmlns:wne="http://schemas.microsoft.com/office/word/2006/wordml" xmlns:wps="http://schemas.microsoft.com/office/word/2010/wordprocessingShape" mc:Ignorable="w14 w15 w16se w16cid w16 w16cex w16sdtdh w16sdtfl w16du wp14">
   <w:p>
     <w:pPr>
       <w:pStyle w:val="Header"/>
@@ -868,7 +1051,7 @@
 </file>
 
 <file path=word/header2.xml><?xml version="1.0" encoding="utf-8"?>
-<w:hdr xmlns:wpc="http://schemas.microsoft.com/office/word/2010/wordprocessingCanvas" xmlns:cx="http://schemas.microsoft.com/office/drawing/2014/chartex" xmlns:cx1="http://schemas.microsoft.com/office/drawing/2015/9/8/chartex" xmlns:cx2="http://schemas.microsoft.com/office/drawing/2015/10/21/chartex" xmlns:cx3="http://schemas.microsoft.com/office/drawing/2016/5/9/chartex" xmlns:cx4="http://schemas.microsoft.com/office/drawing/2016/5/10/chartex" xmlns:cx5="http://schemas.microsoft.com/office/drawing/2016/5/11/chartex" xmlns:cx6="http://schemas.microsoft.com/office/drawing/2016/5/12/chartex" xmlns:cx7="http://schemas.microsoft.com/office/drawing/2016/5/13/chartex" xmlns:cx8="http://schemas.microsoft.com/office/drawing/2016/5/14/chartex" xmlns:mc="http://schemas.openxmlformats.org/markup-compatibility/2006" xmlns:aink="http://schemas.microsoft.com/office/drawing/2016/ink" xmlns:am3d="http://schemas.microsoft.com/office/drawing/2017/model3d" xmlns:o="urn:schemas-microsoft-com:office:office" xmlns:oel="http://schemas.microsoft.com/office/2019/extlst" xmlns:r="http://schemas.openxmlformats.org/officeDocument/2006/relationships" xmlns:m="http://schemas.openxmlformats.org/officeDocument/2006/math" xmlns:v="urn:schemas-microsoft-com:vml" xmlns:wp14="http://schemas.microsoft.com/office/word/2010/wordprocessingDrawing" xmlns:wp="http://schemas.openxmlformats.org/drawingml/2006/wordprocessingDrawing" xmlns:w10="urn:schemas-microsoft-com:office:word" xmlns:w="http://schemas.openxmlformats.org/wordprocessingml/2006/main" xmlns:w14="http://schemas.microsoft.com/office/word/2010/wordml" xmlns:w15="http://schemas.microsoft.com/office/word/2012/wordml" xmlns:w16cex="http://schemas.microsoft.com/office/word/2018/wordml/cex" xmlns:w16cid="http://schemas.microsoft.com/office/word/2016/wordml/cid" xmlns:w16="http://schemas.microsoft.com/office/word/2018/wordml" xmlns:w16sdtdh="http://schemas.microsoft.com/office/word/2020/wordml/sdtdatahash" xmlns:w16se="http://schemas.microsoft.com/office/word/2015/wordml/symex" xmlns:wpg="http://schemas.microsoft.com/office/word/2010/wordprocessingGroup" xmlns:wpi="http://schemas.microsoft.com/office/word/2010/wordprocessingInk" xmlns:wne="http://schemas.microsoft.com/office/word/2006/wordml" xmlns:wps="http://schemas.microsoft.com/office/word/2010/wordprocessingShape" mc:Ignorable="w14 w15 w16se w16cid w16 w16cex w16sdtdh wp14">
+<w:hdr xmlns:wpc="http://schemas.microsoft.com/office/word/2010/wordprocessingCanvas" xmlns:cx="http://schemas.microsoft.com/office/drawing/2014/chartex" xmlns:cx1="http://schemas.microsoft.com/office/drawing/2015/9/8/chartex" xmlns:cx2="http://schemas.microsoft.com/office/drawing/2015/10/21/chartex" xmlns:cx3="http://schemas.microsoft.com/office/drawing/2016/5/9/chartex" xmlns:cx4="http://schemas.microsoft.com/office/drawing/2016/5/10/chartex" xmlns:cx5="http://schemas.microsoft.com/office/drawing/2016/5/11/chartex" xmlns:cx6="http://schemas.microsoft.com/office/drawing/2016/5/12/chartex" xmlns:cx7="http://schemas.microsoft.com/office/drawing/2016/5/13/chartex" xmlns:cx8="http://schemas.microsoft.com/office/drawing/2016/5/14/chartex" xmlns:mc="http://schemas.openxmlformats.org/markup-compatibility/2006" xmlns:aink="http://schemas.microsoft.com/office/drawing/2016/ink" xmlns:am3d="http://schemas.microsoft.com/office/drawing/2017/model3d" xmlns:o="urn:schemas-microsoft-com:office:office" xmlns:oel="http://schemas.microsoft.com/office/2019/extlst" xmlns:r="http://schemas.openxmlformats.org/officeDocument/2006/relationships" xmlns:m="http://schemas.openxmlformats.org/officeDocument/2006/math" xmlns:v="urn:schemas-microsoft-com:vml" xmlns:wp14="http://schemas.microsoft.com/office/word/2010/wordprocessingDrawing" xmlns:wp="http://schemas.openxmlformats.org/drawingml/2006/wordprocessingDrawing" xmlns:w10="urn:schemas-microsoft-com:office:word" xmlns:w="http://schemas.openxmlformats.org/wordprocessingml/2006/main" xmlns:w14="http://schemas.microsoft.com/office/word/2010/wordml" xmlns:w15="http://schemas.microsoft.com/office/word/2012/wordml" xmlns:w16cex="http://schemas.microsoft.com/office/word/2018/wordml/cex" xmlns:w16cid="http://schemas.microsoft.com/office/word/2016/wordml/cid" xmlns:w16="http://schemas.microsoft.com/office/word/2018/wordml" xmlns:w16du="http://schemas.microsoft.com/office/word/2023/wordml/word16du" xmlns:w16sdtdh="http://schemas.microsoft.com/office/word/2020/wordml/sdtdatahash" xmlns:w16sdtfl="http://schemas.microsoft.com/office/word/2024/wordml/sdtformatlock" xmlns:w16se="http://schemas.microsoft.com/office/word/2015/wordml/symex" xmlns:wpg="http://schemas.microsoft.com/office/word/2010/wordprocessingGroup" xmlns:wpi="http://schemas.microsoft.com/office/word/2010/wordprocessingInk" xmlns:wne="http://schemas.microsoft.com/office/word/2006/wordml" xmlns:wps="http://schemas.microsoft.com/office/word/2010/wordprocessingShape" mc:Ignorable="w14 w15 w16se w16cid w16 w16cex w16sdtdh w16sdtfl w16du wp14">
   <w:p>
     <w:pPr>
       <w:pStyle w:val="Header"/>
@@ -879,7 +1062,7 @@
 </file>
 
 <file path=word/header3.xml><?xml version="1.0" encoding="utf-8"?>
-<w:hdr xmlns:wpc="http://schemas.microsoft.com/office/word/2010/wordprocessingCanvas" xmlns:cx="http://schemas.microsoft.com/office/drawing/2014/chartex" xmlns:cx1="http://schemas.microsoft.com/office/drawing/2015/9/8/chartex" xmlns:cx2="http://schemas.microsoft.com/office/drawing/2015/10/21/chartex" xmlns:cx3="http://schemas.microsoft.com/office/drawing/2016/5/9/chartex" xmlns:cx4="http://schemas.microsoft.com/office/drawing/2016/5/10/chartex" xmlns:cx5="http://schemas.microsoft.com/office/drawing/2016/5/11/chartex" xmlns:cx6="http://schemas.microsoft.com/office/drawing/2016/5/12/chartex" xmlns:cx7="http://schemas.microsoft.com/office/drawing/2016/5/13/chartex" xmlns:cx8="http://schemas.microsoft.com/office/drawing/2016/5/14/chartex" xmlns:mc="http://schemas.openxmlformats.org/markup-compatibility/2006" xmlns:aink="http://schemas.microsoft.com/office/drawing/2016/ink" xmlns:am3d="http://schemas.microsoft.com/office/drawing/2017/model3d" xmlns:o="urn:schemas-microsoft-com:office:office" xmlns:oel="http://schemas.microsoft.com/office/2019/extlst" xmlns:r="http://schemas.openxmlformats.org/officeDocument/2006/relationships" xmlns:m="http://schemas.openxmlformats.org/officeDocument/2006/math" xmlns:v="urn:schemas-microsoft-com:vml" xmlns:wp14="http://schemas.microsoft.com/office/word/2010/wordprocessingDrawing" xmlns:wp="http://schemas.openxmlformats.org/drawingml/2006/wordprocessingDrawing" xmlns:w10="urn:schemas-microsoft-com:office:word" xmlns:w="http://schemas.openxmlformats.org/wordprocessingml/2006/main" xmlns:w14="http://schemas.microsoft.com/office/word/2010/wordml" xmlns:w15="http://schemas.microsoft.com/office/word/2012/wordml" xmlns:w16cex="http://schemas.microsoft.com/office/word/2018/wordml/cex" xmlns:w16cid="http://schemas.microsoft.com/office/word/2016/wordml/cid" xmlns:w16="http://schemas.microsoft.com/office/word/2018/wordml" xmlns:w16sdtdh="http://schemas.microsoft.com/office/word/2020/wordml/sdtdatahash" xmlns:w16se="http://schemas.microsoft.com/office/word/2015/wordml/symex" xmlns:wpg="http://schemas.microsoft.com/office/word/2010/wordprocessingGroup" xmlns:wpi="http://schemas.microsoft.com/office/word/2010/wordprocessingInk" xmlns:wne="http://schemas.microsoft.com/office/word/2006/wordml" xmlns:wps="http://schemas.microsoft.com/office/word/2010/wordprocessingShape" mc:Ignorable="w14 w15 w16se w16cid w16 w16cex w16sdtdh wp14">
+<w:hdr xmlns:wpc="http://schemas.microsoft.com/office/word/2010/wordprocessingCanvas" xmlns:cx="http://schemas.microsoft.com/office/drawing/2014/chartex" xmlns:cx1="http://schemas.microsoft.com/office/drawing/2015/9/8/chartex" xmlns:cx2="http://schemas.microsoft.com/office/drawing/2015/10/21/chartex" xmlns:cx3="http://schemas.microsoft.com/office/drawing/2016/5/9/chartex" xmlns:cx4="http://schemas.microsoft.com/office/drawing/2016/5/10/chartex" xmlns:cx5="http://schemas.microsoft.com/office/drawing/2016/5/11/chartex" xmlns:cx6="http://schemas.microsoft.com/office/drawing/2016/5/12/chartex" xmlns:cx7="http://schemas.microsoft.com/office/drawing/2016/5/13/chartex" xmlns:cx8="http://schemas.microsoft.com/office/drawing/2016/5/14/chartex" xmlns:mc="http://schemas.openxmlformats.org/markup-compatibility/2006" xmlns:aink="http://schemas.microsoft.com/office/drawing/2016/ink" xmlns:am3d="http://schemas.microsoft.com/office/drawing/2017/model3d" xmlns:o="urn:schemas-microsoft-com:office:office" xmlns:oel="http://schemas.microsoft.com/office/2019/extlst" xmlns:r="http://schemas.openxmlformats.org/officeDocument/2006/relationships" xmlns:m="http://schemas.openxmlformats.org/officeDocument/2006/math" xmlns:v="urn:schemas-microsoft-com:vml" xmlns:wp14="http://schemas.microsoft.com/office/word/2010/wordprocessingDrawing" xmlns:wp="http://schemas.openxmlformats.org/drawingml/2006/wordprocessingDrawing" xmlns:w10="urn:schemas-microsoft-com:office:word" xmlns:w="http://schemas.openxmlformats.org/wordprocessingml/2006/main" xmlns:w14="http://schemas.microsoft.com/office/word/2010/wordml" xmlns:w15="http://schemas.microsoft.com/office/word/2012/wordml" xmlns:w16cex="http://schemas.microsoft.com/office/word/2018/wordml/cex" xmlns:w16cid="http://schemas.microsoft.com/office/word/2016/wordml/cid" xmlns:w16="http://schemas.microsoft.com/office/word/2018/wordml" xmlns:w16du="http://schemas.microsoft.com/office/word/2023/wordml/word16du" xmlns:w16sdtdh="http://schemas.microsoft.com/office/word/2020/wordml/sdtdatahash" xmlns:w16sdtfl="http://schemas.microsoft.com/office/word/2024/wordml/sdtformatlock" xmlns:w16se="http://schemas.microsoft.com/office/word/2015/wordml/symex" xmlns:wpg="http://schemas.microsoft.com/office/word/2010/wordprocessingGroup" xmlns:wpi="http://schemas.microsoft.com/office/word/2010/wordprocessingInk" xmlns:wne="http://schemas.microsoft.com/office/word/2006/wordml" xmlns:wps="http://schemas.microsoft.com/office/word/2010/wordprocessingShape" mc:Ignorable="w14 w15 w16se w16cid w16 w16cex w16sdtdh w16sdtfl w16du wp14">
   <w:p>
     <w:pPr>
       <w:pStyle w:val="Header"/>
@@ -888,7 +1071,7 @@
     <w:r>
       <w:tab/>
       <w:tab/>
-      <w:t>2026-06-17</w:t>
+      <w:t>2026-06-18</w:t>
       <w:br/>
       <w:br/>
     </w:r>
@@ -905,7 +1088,7 @@
 </file>
 
 <file path=word/numbering.xml><?xml version="1.0" encoding="utf-8"?>
-<w:numbering xmlns:wpc="http://schemas.microsoft.com/office/word/2010/wordprocessingCanvas" xmlns:cx="http://schemas.microsoft.com/office/drawing/2014/chartex" xmlns:cx1="http://schemas.microsoft.com/office/drawing/2015/9/8/chartex" xmlns:cx2="http://schemas.microsoft.com/office/drawing/2015/10/21/chartex" xmlns:cx3="http://schemas.microsoft.com/office/drawing/2016/5/9/chartex" xmlns:cx4="http://schemas.microsoft.com/office/drawing/2016/5/10/chartex" xmlns:cx5="http://schemas.microsoft.com/office/drawing/2016/5/11/chartex" xmlns:cx6="http://schemas.microsoft.com/office/drawing/2016/5/12/chartex" xmlns:cx7="http://schemas.microsoft.com/office/drawing/2016/5/13/chartex" xmlns:cx8="http://schemas.microsoft.com/office/drawing/2016/5/14/chartex" xmlns:mc="http://schemas.openxmlformats.org/markup-compatibility/2006" xmlns:aink="http://schemas.microsoft.com/office/drawing/2016/ink" xmlns:am3d="http://schemas.microsoft.com/office/drawing/2017/model3d" xmlns:o="urn:schemas-microsoft-com:office:office" xmlns:oel="http://schemas.microsoft.com/office/2019/extlst" xmlns:r="http://schemas.openxmlformats.org/officeDocument/2006/relationships" xmlns:m="http://schemas.openxmlformats.org/officeDocument/2006/math" xmlns:v="urn:schemas-microsoft-com:vml" xmlns:wp14="http://schemas.microsoft.com/office/word/2010/wordprocessingDrawing" xmlns:wp="http://schemas.openxmlformats.org/drawingml/2006/wordprocessingDrawing" xmlns:w10="urn:schemas-microsoft-com:office:word" xmlns:w="http://schemas.openxmlformats.org/wordprocessingml/2006/main" xmlns:w14="http://schemas.microsoft.com/office/word/2010/wordml" xmlns:w15="http://schemas.microsoft.com/office/word/2012/wordml" xmlns:w16cex="http://schemas.microsoft.com/office/word/2018/wordml/cex" xmlns:w16cid="http://schemas.microsoft.com/office/word/2016/wordml/cid" xmlns:w16="http://schemas.microsoft.com/office/word/2018/wordml" xmlns:w16sdtdh="http://schemas.microsoft.com/office/word/2020/wordml/sdtdatahash" xmlns:w16se="http://schemas.microsoft.com/office/word/2015/wordml/symex" xmlns:wpg="http://schemas.microsoft.com/office/word/2010/wordprocessingGroup" xmlns:wpi="http://schemas.microsoft.com/office/word/2010/wordprocessingInk" xmlns:wne="http://schemas.microsoft.com/office/word/2006/wordml" xmlns:wps="http://schemas.microsoft.com/office/word/2010/wordprocessingShape" mc:Ignorable="w14 w15 w16se w16cid w16 w16cex w16sdtdh wp14">
+<w:numbering xmlns:wpc="http://schemas.microsoft.com/office/word/2010/wordprocessingCanvas" xmlns:cx="http://schemas.microsoft.com/office/drawing/2014/chartex" xmlns:cx1="http://schemas.microsoft.com/office/drawing/2015/9/8/chartex" xmlns:cx2="http://schemas.microsoft.com/office/drawing/2015/10/21/chartex" xmlns:cx3="http://schemas.microsoft.com/office/drawing/2016/5/9/chartex" xmlns:cx4="http://schemas.microsoft.com/office/drawing/2016/5/10/chartex" xmlns:cx5="http://schemas.microsoft.com/office/drawing/2016/5/11/chartex" xmlns:cx6="http://schemas.microsoft.com/office/drawing/2016/5/12/chartex" xmlns:cx7="http://schemas.microsoft.com/office/drawing/2016/5/13/chartex" xmlns:cx8="http://schemas.microsoft.com/office/drawing/2016/5/14/chartex" xmlns:mc="http://schemas.openxmlformats.org/markup-compatibility/2006" xmlns:aink="http://schemas.microsoft.com/office/drawing/2016/ink" xmlns:am3d="http://schemas.microsoft.com/office/drawing/2017/model3d" xmlns:o="urn:schemas-microsoft-com:office:office" xmlns:oel="http://schemas.microsoft.com/office/2019/extlst" xmlns:r="http://schemas.openxmlformats.org/officeDocument/2006/relationships" xmlns:m="http://schemas.openxmlformats.org/officeDocument/2006/math" xmlns:v="urn:schemas-microsoft-com:vml" xmlns:wp14="http://schemas.microsoft.com/office/word/2010/wordprocessingDrawing" xmlns:wp="http://schemas.openxmlformats.org/drawingml/2006/wordprocessingDrawing" xmlns:w10="urn:schemas-microsoft-com:office:word" xmlns:w="http://schemas.openxmlformats.org/wordprocessingml/2006/main" xmlns:w14="http://schemas.microsoft.com/office/word/2010/wordml" xmlns:w15="http://schemas.microsoft.com/office/word/2012/wordml" xmlns:w16cex="http://schemas.microsoft.com/office/word/2018/wordml/cex" xmlns:w16cid="http://schemas.microsoft.com/office/word/2016/wordml/cid" xmlns:w16="http://schemas.microsoft.com/office/word/2018/wordml" xmlns:w16du="http://schemas.microsoft.com/office/word/2023/wordml/word16du" xmlns:w16sdtdh="http://schemas.microsoft.com/office/word/2020/wordml/sdtdatahash" xmlns:w16sdtfl="http://schemas.microsoft.com/office/word/2024/wordml/sdtformatlock" xmlns:w16se="http://schemas.microsoft.com/office/word/2015/wordml/symex" xmlns:wpg="http://schemas.microsoft.com/office/word/2010/wordprocessingGroup" xmlns:wpi="http://schemas.microsoft.com/office/word/2010/wordprocessingInk" xmlns:wne="http://schemas.microsoft.com/office/word/2006/wordml" xmlns:wps="http://schemas.microsoft.com/office/word/2010/wordprocessingShape" mc:Ignorable="w14 w15 w16se w16cid w16 w16cex w16sdtdh w16sdtfl w16du wp14">
   <w:abstractNum w:abstractNumId="0" w15:restartNumberingAfterBreak="0">
     <w:nsid w:val="FFFFFF7C"/>
     <w:multiLevelType w:val="singleLevel"/>
@@ -1108,7 +1291,7 @@
 </file>
 
 <file path=word/styles.xml><?xml version="1.0" encoding="utf-8"?>
-<w:styles xmlns:mc="http://schemas.openxmlformats.org/markup-compatibility/2006" xmlns:r="http://schemas.openxmlformats.org/officeDocument/2006/relationships" xmlns:w="http://schemas.openxmlformats.org/wordprocessingml/2006/main" xmlns:w14="http://schemas.microsoft.com/office/word/2010/wordml" xmlns:w15="http://schemas.microsoft.com/office/word/2012/wordml" xmlns:w16cex="http://schemas.microsoft.com/office/word/2018/wordml/cex" xmlns:w16cid="http://schemas.microsoft.com/office/word/2016/wordml/cid" xmlns:w16="http://schemas.microsoft.com/office/word/2018/wordml" xmlns:w16sdtdh="http://schemas.microsoft.com/office/word/2020/wordml/sdtdatahash" xmlns:w16se="http://schemas.microsoft.com/office/word/2015/wordml/symex" mc:Ignorable="w14 w15 w16se w16cid w16 w16cex w16sdtdh">
+<w:styles xmlns:mc="http://schemas.openxmlformats.org/markup-compatibility/2006" xmlns:r="http://schemas.openxmlformats.org/officeDocument/2006/relationships" xmlns:w="http://schemas.openxmlformats.org/wordprocessingml/2006/main" xmlns:w14="http://schemas.microsoft.com/office/word/2010/wordml" xmlns:w15="http://schemas.microsoft.com/office/word/2012/wordml" xmlns:w16cex="http://schemas.microsoft.com/office/word/2018/wordml/cex" xmlns:w16cid="http://schemas.microsoft.com/office/word/2016/wordml/cid" xmlns:w16="http://schemas.microsoft.com/office/word/2018/wordml" xmlns:w16du="http://schemas.microsoft.com/office/word/2023/wordml/word16du" xmlns:w16sdtdh="http://schemas.microsoft.com/office/word/2020/wordml/sdtdatahash" xmlns:w16sdtfl="http://schemas.microsoft.com/office/word/2024/wordml/sdtformatlock" xmlns:w16se="http://schemas.microsoft.com/office/word/2015/wordml/symex" mc:Ignorable="w14 w15 w16se w16cid w16 w16cex w16sdtdh w16sdtfl w16du">
   <w:docDefaults>
     <w:rPrDefault>
       <w:rPr>
@@ -1866,7 +2049,7 @@
     <w:link w:val="TitleChar"/>
     <w:uiPriority w:val="10"/>
     <w:qFormat/>
-    <w:rsid w:val="007106C8"/>
+    <w:rsid w:val="00E854FA"/>
     <w:pPr>
       <w:spacing w:after="300" w:line="240" w:lineRule="auto"/>
       <w:contextualSpacing/>
@@ -1876,7 +2059,7 @@
       <w:rFonts w:eastAsiaTheme="majorEastAsia" w:cstheme="majorBidi"/>
       <w:spacing w:val="5"/>
       <w:kern w:val="28"/>
-      <w:sz w:val="52"/>
+      <w:sz w:val="40"/>
       <w:szCs w:val="52"/>
       <w:lang w:val="sv-SE" w:eastAsia="en-US" w:bidi="ar-SA"/>
     </w:rPr>
@@ -1886,12 +2069,12 @@
     <w:basedOn w:val="DefaultParagraphFont"/>
     <w:link w:val="Title"/>
     <w:uiPriority w:val="10"/>
-    <w:rsid w:val="007106C8"/>
+    <w:rsid w:val="00E854FA"/>
     <w:rPr>
       <w:rFonts w:ascii="Times New Roman" w:eastAsiaTheme="majorEastAsia" w:hAnsi="Times New Roman" w:cstheme="majorBidi"/>
       <w:spacing w:val="5"/>
       <w:kern w:val="28"/>
-      <w:sz w:val="52"/>
+      <w:sz w:val="40"/>
       <w:szCs w:val="52"/>
       <w:lang w:val="sv-SE" w:eastAsia="en-US" w:bidi="ar-SA"/>
     </w:rPr>

--- a/klagomål/A 57276-2025 FSC-klagomål.docx
+++ b/klagomål/A 57276-2025 FSC-klagomål.docx
@@ -1071,7 +1071,7 @@
     <w:r>
       <w:tab/>
       <w:tab/>
-      <w:t>2026-06-18</w:t>
+      <w:t>2026-06-19</w:t>
       <w:br/>
       <w:br/>
     </w:r>

--- a/klagomål/A 57276-2025 FSC-klagomål.docx
+++ b/klagomål/A 57276-2025 FSC-klagomål.docx
@@ -1071,7 +1071,7 @@
     <w:r>
       <w:tab/>
       <w:tab/>
-      <w:t>2026-06-19</w:t>
+      <w:t>2026-06-20</w:t>
       <w:br/>
       <w:br/>
     </w:r>

--- a/klagomål/A 57276-2025 FSC-klagomål.docx
+++ b/klagomål/A 57276-2025 FSC-klagomål.docx
@@ -168,38 +168,7 @@
     </w:p>
     <w:p>
       <w:r>
-        <w:t>Detta dokument behandlar höga naturvärden i avverkningsanmälan A 57276-2025 i Bergs kommun som inkom 2025-11-18 och omfattar 4,8 ha.</w:t>
-      </w:r>
-    </w:p>
-    <w:p>
-      <w:r>
-        <w:t>Nedan presenteras fynd av naturvårdsarter och fridlysta arter som gjorts i det avverkningsanmälda området, samt relevanta utdrag ur standarderna för FSC, Chain of Custody, Controlled Wood och PEFC. I BILAGA 1 finns artfakta om fridlysta och rödlistade arter.</w:t>
-      </w:r>
-    </w:p>
-    <w:p>
-      <w:r>
-        <w:t>Vi förväntar oss att ni återkommer med ett skriftligt svar på vårt klagomål och även beskriver vilka korrigerande åtgärder ni satt in för att rätta till identifierade brister i er efterlevnad av den svenska FSC standarden.</w:t>
-      </w:r>
-    </w:p>
-    <w:p>
-      <w:pPr>
-        <w:pStyle w:val="Heading1"/>
-      </w:pPr>
-      <w:r>
-        <w:t>Naturvårdsarter</w:t>
-      </w:r>
-    </w:p>
-    <w:p>
-      <w:r>
-        <w:t>I och inom 25 meter från avverkningsanmälan har följande 6 naturvårdsarter hittats: garnlav (VU, T), brunpudrad nållav (NT, T), lunglav (NT, T), vitgrynig nållav (NT), trådticka (S, T) och spillkråka (T, §4). Av dessa är 4 rödlistade. För rödlistade arter har rödlistekategorin angivits inom parentes. Arter som är signalarter enligt Skogsstyrelsen har markerats med (S). Typiska arter inom Natura 2000 som är kopplade till skogsekosystem har markerats med (T). För fridlysta arter anges även paragrafen i Artskyddsförordningen som arten är fridlyst enligt.</w:t>
-      </w:r>
-    </w:p>
-    <w:p>
-      <w:r>
-        <w:t>De påträffade naturvårdsarterna är ett tydligt kvitto på att det rör sig om en skog med höga naturvärden.</w:t>
-      </w:r>
-      <w:r>
-        <w:t xml:space="preserve"> I Figur 1 visas fyndplatser för naturvårdsarter i området, som finns registrerade på Artportalen.</w:t>
+        <w:t>Detta klagomål behandlar höga naturvärden i avverkningsanmälan A 57276-2025 i Bergs kommun som inkom 2025-11-18 och omfattar 4,8 ha.</w:t>
       </w:r>
     </w:p>
     <w:p>
@@ -247,34 +216,180 @@
         <w:spacing w:after="240"/>
       </w:pPr>
       <w:r>
-        <w:t>Figur 1. Fyndplatser för naturvårdsarter i och inom 25 meter från avverkningsanmälan (röd linje). Markörer utan svart kant är placerade på fyndplatsen. Markörer med svart kant är placerade vid sidan av fyndplatsen och har ett svart streck som visar fyndplatsens exakta position. Kartans mittpunktskoordinat är N 6939284, E 485799 i SWEREF 99 TM.</w:t>
+        <w:t>Figur 1. Fyndplatser för naturvårdsarter i och inom 25 meter från avverkningsanmälan. Markörer utan svart kant är placerade på fyndplatsen. Markörer med svart kant är placerade vid sidan av fyndplatsen har ett svart streck som visar fyndplatsens exakta position. Kartans mittpunktskoordinat är N 6939284, E 485799 i SWEREF 99 TM.</w:t>
+      </w:r>
+    </w:p>
+    <w:p>
+      <w:r>
+        <w:t>I och inom 25 meter från avverkningsanmälan finns fynd av 6 naturvårdsarter, varav 4 är rödlistade, 1 är fridlyst, 5 är typiska (T) och 1 är signalart (S): garnlav (VU, T), brunpudrad nållav (NT, T), lunglav (NT, T), vitgrynig nållav (NT), trådticka (S, T) och spillkråka (T, §4). Se Figur 1.</w:t>
+      </w:r>
+    </w:p>
+    <w:p>
+      <w:r>
+        <w:t>Nedan presenteras relevanta utdrag ur standarderna för FSC, Chain of Custody, Controlled Wood och PEFC.</w:t>
+      </w:r>
+    </w:p>
+    <w:p>
+      <w:r>
+        <w:t>Vi förväntar oss att ni återkommer med ett skriftligt svar på vårt klagomål och även beskriver vilka korrigerande åtgärder ni satt in för att rätta till identifierade brister i er efterlevnad av den svenska FSC standarden.</w:t>
       </w:r>
     </w:p>
     <w:p>
       <w:pPr>
-        <w:pStyle w:val="Heading2"/>
+        <w:pStyle w:val="Heading1"/>
       </w:pPr>
       <w:r>
-        <w:t>Fridlysta arter</w:t>
+        <w:t>Naturvårdsarter och fridlysta arter</w:t>
       </w:r>
     </w:p>
     <w:p>
       <w:r>
-        <w:t>Följande fridlysta arter har sina livsmiljöer och växtplatser i den avverkningsanmälda skogen: spillkråka (T, §4).</w:t>
+        <w:t>Nedan följer beskrivningar av de naturvårdsarter och fridlysta arter som har sina livsmiljöer och växtplatser i den avverkningsanmälda skogen. Se även ytterligare artfakta i BILAGA 1. De påträffade naturvårdsarterna är ett tydligt kvitto på att det rör sig om en skog med höga naturvärden.</w:t>
       </w:r>
     </w:p>
     <w:p>
-      <w:r>
-        <w:t xml:space="preserve">Observera att medlemsländerna är skyldiga att agera i enlighet med EU:s fågeldirektiv där det uttryckligen står att direktivet gäller för fåglar samt för deras ägg, bon och </w:t>
-      </w:r>
       <w:r>
         <w:rPr>
           <w:b/>
         </w:rPr>
-        <w:t xml:space="preserve">livsmiljöer </w:t>
-      </w:r>
-      <w:r>
-        <w:t>(artikel 1). Vidare att de åtgärder som vidtas inte får leda till en försämring av den nuvarande situationen beträffande bevarandet av de fågelarter som avses i artikel 1 (artikel 13). Fågeldirektivet är styrande för tillsynsansvariga myndigheters ärendehantering, ställningstaganden och beslutsfattande.</w:t>
+        <w:t>Garnlav (VU)</w:t>
+      </w:r>
+      <w:r>
+        <w:t xml:space="preserve"> är en utpräglad barrskogsart som ibland kan drapera träden i norrländska grannaturskogar med hög luftfuktighet. Den förekommer även i talldominerade bestånd där den, förutom i trädens grenverk, påträffas hängande över ojämnheter i tallbarken. Arten har minskat starkt i södra och mellersta Sverige och den minskar även i sitt nordliga utbredningsområde. Minskningstakten uppgår till 30 (20–50) % inom 50 år och överstiger gränsvärdet för Sårbar (VU). Orsaken till tillbakagången beror främst på slutavverkningar av naturskogsartade skogar. Bestånd med riklig förekomst bör regelmässigt sparas, vilket även gynnar flera andra sällsynta och rödlistade arter. Garnlav är värdväxt för den mycket sällsynta och akut hotade fjärilen barrskogslavfly (CR) som hör hemma i boreala barrskogar med riklig förekomst av värdväxten. Tidigare kunde arten konstateras årligen på flera platser vid Dala-Floda i Dalarna innan lokalerna kalavverkades. Senaste fyndet i landet av barrskogslavfly är från år 2000 då den påträffades vid Högberget i Sollefteå kommun. Garnlav är typisk art för </w:t>
+      </w:r>
+      <w:r>
+        <w:rPr>
+          <w:i/>
+        </w:rPr>
+        <w:t xml:space="preserve">9010 Taiga </w:t>
+      </w:r>
+      <w:r>
+        <w:t>och</w:t>
+      </w:r>
+      <w:r>
+        <w:rPr>
+          <w:i/>
+        </w:rPr>
+        <w:t xml:space="preserve"> 9070 Trädklädd betesmark</w:t>
+      </w:r>
+      <w:r>
+        <w:t xml:space="preserve"> (SLU Artdatabanken, 2026).</w:t>
+      </w:r>
+    </w:p>
+    <w:p>
+      <w:r>
+        <w:rPr>
+          <w:b/>
+        </w:rPr>
+        <w:t>Brunpudrad nållav (NT)</w:t>
+      </w:r>
+      <w:r>
+        <w:t xml:space="preserve"> är beroende av hög, jämn luftfuktighet och kan påträffas i fuktiga skogar av naturskogskaraktär, ofta i sumpgranskog eller andra sumpskogar. Arten är placerad högst upp i Skogsstyrelsens värdepyramid för bedömning av skog med höga naturvärden och förekomster bör undantas från skogsbruksåtgärder. Brunpudrad nållav är typisk art för </w:t>
+      </w:r>
+      <w:r>
+        <w:rPr>
+          <w:i/>
+        </w:rPr>
+        <w:t>9010 Taiga</w:t>
+      </w:r>
+      <w:r>
+        <w:t xml:space="preserve"> (SLU Artdatabanken, 2024; Nitare &amp; Skogsstyrelsen, 2019).</w:t>
+      </w:r>
+    </w:p>
+    <w:p>
+      <w:r>
+        <w:rPr>
+          <w:b/>
+        </w:rPr>
+        <w:t>Lunglav (NT)</w:t>
+      </w:r>
+      <w:r>
+        <w:t xml:space="preserve"> är en av vårt lands främsta signalarter som överallt indikerar gamla lövträd, skogsbestånd med höga naturvärden och ekosystem med långskoglig kontinuitet. Lokalt kan förekomsten vara mycket riklig men den hittas nästan enbart i gamla och ej slutavverkade skogar. Artens samtliga förekomster bör uppmärksammas från naturvårdssynpunkt, då många lokaler även hyser andra ovanliga och rödlistade arter. Rikliga förekomster bör skyddas med biotopskydd, frivilliga avsättningar eller reservat. På lunglav kan de sällsynta lavparasiterna lunglavshårprick (CR), </w:t>
+      </w:r>
+      <w:r>
+        <w:rPr>
+          <w:i/>
+        </w:rPr>
+        <w:t>Abrothallus diederichii</w:t>
+      </w:r>
+      <w:r>
+        <w:t xml:space="preserve"> (VU), </w:t>
+      </w:r>
+      <w:r>
+        <w:rPr>
+          <w:i/>
+        </w:rPr>
+        <w:t>Abrothallus lobariae</w:t>
+      </w:r>
+      <w:r>
+        <w:t xml:space="preserve"> (VU), </w:t>
+      </w:r>
+      <w:r>
+        <w:rPr>
+          <w:i/>
+        </w:rPr>
+        <w:t>Calycina lobariae</w:t>
+      </w:r>
+      <w:r>
+        <w:t xml:space="preserve"> (VU), lunglavsknapp (VU) och skrovelmössing (VU) påträffas. Lunglav är typisk art för </w:t>
+      </w:r>
+      <w:r>
+        <w:rPr>
+          <w:i/>
+        </w:rPr>
+        <w:t>9010 Taiga, 9020 Nordlig ädellövskog, 9110 Näringsfattig bokskog, 9130 Näringsrik bokskog, 9160 Näringsrik ekskog, 9180 Ädellövskog i branter, 9190 Näringsfattig ekskog, 9070 Trädklädd betesmark, 9040 Fjällbjörkskog</w:t>
+      </w:r>
+      <w:r>
+        <w:t xml:space="preserve"> och</w:t>
+      </w:r>
+      <w:r>
+        <w:rPr>
+          <w:i/>
+        </w:rPr>
+        <w:t xml:space="preserve"> 6530 Lövängar</w:t>
+      </w:r>
+      <w:r>
+        <w:t xml:space="preserve"> (SLU Artdatabanken, 2026; Nitare &amp; Skogsstyrelsen, 2019).</w:t>
+      </w:r>
+    </w:p>
+    <w:p>
+      <w:r>
+        <w:rPr>
+          <w:b/>
+        </w:rPr>
+        <w:t>Vitgrynig nållav (NT)</w:t>
+      </w:r>
+      <w:r>
+        <w:t xml:space="preserve"> växer nästan uteslutande på bark av gamla, senvuxna granar i skuggiga lägen med hög och jämn luftfuktighet. Den vanligaste naturtypen för arten är kontinuitetsskogar på frisk mark men den finns också i sumpgranskogar. På lång sikt utgör avverkningar av olikåldriga granskogar av naturskogskaraktär ett allvarligt hot mot arten och skogsbruksåtgärder på eller i närheten av växtplatserna bör undvikas. Naturskogsartade, fuktiga granskogar med förekomster av arten signalerar höga biologiska värden och bör bevaras (SLU Artdatabanken, 2024; Nitare &amp; Skogsstyrelsen, 2019).</w:t>
+      </w:r>
+    </w:p>
+    <w:p>
+      <w:r>
+        <w:rPr>
+          <w:b/>
+        </w:rPr>
+        <w:t xml:space="preserve">Trådticka </w:t>
+      </w:r>
+      <w:r>
+        <w:t xml:space="preserve">är knuten till grova granar i rikare ofta fuktiga miljöer. Den återfinns på både levande och döda träd samt stubbar och nyligen fallna träd. Karaktärsart för äldre fuktiga granskogsbiotoper, och i stor mängd är den en bra signalart för miljöer med andra rödlistade arter. Trådticka är typisk art för </w:t>
+      </w:r>
+      <w:r>
+        <w:rPr>
+          <w:i/>
+        </w:rPr>
+        <w:t xml:space="preserve">9010 Taiga </w:t>
+      </w:r>
+      <w:r>
+        <w:t xml:space="preserve">och </w:t>
+      </w:r>
+      <w:r>
+        <w:rPr>
+          <w:i/>
+        </w:rPr>
+        <w:t xml:space="preserve">9050 Näringsrik granskog </w:t>
+      </w:r>
+      <w:r>
+        <w:t>(SLU Artdatabanken, 2025).</w:t>
       </w:r>
     </w:p>
     <w:p>
@@ -304,164 +419,6 @@
       </w:r>
       <w:r>
         <w:t>. Den behöver grova träd, främst tall, asp och bok som boträd. Skogsbruk med korta omloppstider och täta, homogena ungskogar utgör det största hotet. Spillkråka är en nyckelart i skogliga miljöer vars övergivna bohål utnyttjas av flera andra hålhäckande fågelarter och fladdermöss, däribland pärluggla (EN, §4), knipa (§4), salskrake (§4) och skogsduva (§4). Hökuggla (VU, §4) och slaguggla (§4) häckar ofta i högstubbar som brutits av i höjd med ett gammalt spillkråkebo (SLU Artdatabanken, 2026; Skogsstyrelsen, 2016).</w:t>
-      </w:r>
-    </w:p>
-    <w:p>
-      <w:r>
-        <w:t>I BILAGA 1 finns mer detaljerad information om ekologi samt krav på livsmiljö hos fridlysta arter.</w:t>
-      </w:r>
-    </w:p>
-    <w:p>
-      <w:pPr>
-        <w:pStyle w:val="Heading2"/>
-      </w:pPr>
-      <w:r>
-        <w:t>Övriga naturvårdsarter</w:t>
-      </w:r>
-    </w:p>
-    <w:p>
-      <w:r>
-        <w:rPr>
-          <w:b/>
-        </w:rPr>
-        <w:t>Brunpudrad nållav (NT)</w:t>
-      </w:r>
-      <w:r>
-        <w:t xml:space="preserve"> är beroende av hög, jämn luftfuktighet och kan påträffas i fuktiga skogar av naturskogskaraktär, ofta i sumpgranskog eller andra sumpskogar. Arten är placerad högst upp i Skogsstyrelsens värdepyramid för bedömning av skog med höga naturvärden och förekomster bör undantas från skogsbruksåtgärder. Brunpudrad nållav är typisk art för </w:t>
-      </w:r>
-      <w:r>
-        <w:rPr>
-          <w:i/>
-        </w:rPr>
-        <w:t>9010 Taiga</w:t>
-      </w:r>
-      <w:r>
-        <w:t xml:space="preserve"> (SLU Artdatabanken, 2024; Nitare &amp; Skogsstyrelsen, 2019).</w:t>
-      </w:r>
-    </w:p>
-    <w:p>
-      <w:r>
-        <w:rPr>
-          <w:b/>
-        </w:rPr>
-        <w:t>Garnlav (VU)</w:t>
-      </w:r>
-      <w:r>
-        <w:t xml:space="preserve"> är en utpräglad barrskogsart som ibland kan drapera träden i norrländska grannaturskogar med hög luftfuktighet. Den förekommer även i talldominerade bestånd där den, förutom i trädens grenverk, påträffas hängande över ojämnheter i tallbarken. Arten har minskat starkt i södra och mellersta Sverige och den minskar även i sitt nordliga utbredningsområde. Minskningstakten uppgår till 30 (20–50) % inom 50 år och överstiger gränsvärdet för Sårbar (VU). Orsaken till tillbakagången beror främst på slutavverkningar av naturskogsartade skogar. Bestånd med riklig förekomst bör regelmässigt sparas, vilket även gynnar flera andra sällsynta och rödlistade arter. Garnlav är värdväxt för den mycket sällsynta och akut hotade fjärilen barrskogslavfly (CR) som hör hemma i boreala barrskogar med riklig förekomst av värdväxten. Tidigare kunde arten konstateras årligen på flera platser vid Dala-Floda i Dalarna innan lokalerna kalavverkades. Senaste fyndet i landet av barrskogslavfly är från år 2000 då den påträffades vid Högberget i Sollefteå kommun. Garnlav är typisk art för </w:t>
-      </w:r>
-      <w:r>
-        <w:rPr>
-          <w:i/>
-        </w:rPr>
-        <w:t xml:space="preserve">9010 Taiga </w:t>
-      </w:r>
-      <w:r>
-        <w:t>och</w:t>
-      </w:r>
-      <w:r>
-        <w:rPr>
-          <w:i/>
-        </w:rPr>
-        <w:t xml:space="preserve"> 9070 Trädklädd betesmark</w:t>
-      </w:r>
-      <w:r>
-        <w:t xml:space="preserve"> (SLU Artdatabanken, 2026).</w:t>
-      </w:r>
-    </w:p>
-    <w:p>
-      <w:r>
-        <w:rPr>
-          <w:b/>
-        </w:rPr>
-        <w:t>Lunglav (NT)</w:t>
-      </w:r>
-      <w:r>
-        <w:t xml:space="preserve"> är en av vårt lands främsta signalarter som överallt indikerar gamla lövträd, skogsbestånd med höga naturvärden och ekosystem med långskoglig kontinuitet. Lokalt kan förekomsten vara mycket riklig men den hittas nästan enbart i gamla och ej slutavverkade skogar. Artens samtliga förekomster bör uppmärksammas från naturvårdssynpunkt, då många lokaler även hyser andra ovanliga och rödlistade arter. Rikliga förekomster bör skyddas med biotopskydd, frivilliga avsättningar eller reservat. På lunglav kan de sällsynta lavparasiterna lunglavshårprick (CR), </w:t>
-      </w:r>
-      <w:r>
-        <w:rPr>
-          <w:i/>
-        </w:rPr>
-        <w:t>Abrothallus diederichii</w:t>
-      </w:r>
-      <w:r>
-        <w:t xml:space="preserve"> (VU), </w:t>
-      </w:r>
-      <w:r>
-        <w:rPr>
-          <w:i/>
-        </w:rPr>
-        <w:t>Abrothallus lobariae</w:t>
-      </w:r>
-      <w:r>
-        <w:t xml:space="preserve"> (VU), </w:t>
-      </w:r>
-      <w:r>
-        <w:rPr>
-          <w:i/>
-        </w:rPr>
-        <w:t>Calycina lobariae</w:t>
-      </w:r>
-      <w:r>
-        <w:t xml:space="preserve"> (VU), lunglavsknapp (VU) och skrovelmössing (VU) påträffas. Lunglav är typisk art för </w:t>
-      </w:r>
-      <w:r>
-        <w:rPr>
-          <w:i/>
-        </w:rPr>
-        <w:t>9010 Taiga, 9020 Nordlig ädellövskog, 9110 Näringsfattig bokskog, 9130 Näringsrik bokskog, 9160 Näringsrik ekskog, 9180 Ädellövskog i branter, 9190 Näringsfattig ekskog, 9070 Trädklädd betesmark, 9040 Fjällbjörkskog</w:t>
-      </w:r>
-      <w:r>
-        <w:t xml:space="preserve"> och</w:t>
-      </w:r>
-      <w:r>
-        <w:rPr>
-          <w:i/>
-        </w:rPr>
-        <w:t xml:space="preserve"> 6530 Lövängar</w:t>
-      </w:r>
-      <w:r>
-        <w:t xml:space="preserve"> (SLU Artdatabanken, 2026; Nitare &amp; Skogsstyrelsen, 2019).</w:t>
-      </w:r>
-    </w:p>
-    <w:p>
-      <w:r>
-        <w:rPr>
-          <w:b/>
-        </w:rPr>
-        <w:t xml:space="preserve">Trådticka </w:t>
-      </w:r>
-      <w:r>
-        <w:t xml:space="preserve">är knuten till grova granar i rikare ofta fuktiga miljöer. Den återfinns på både levande och döda träd samt stubbar och nyligen fallna träd. Karaktärsart för äldre fuktiga granskogsbiotoper, och i stor mängd är den en bra signalart för miljöer med andra rödlistade arter. Trådticka är typisk art för </w:t>
-      </w:r>
-      <w:r>
-        <w:rPr>
-          <w:i/>
-        </w:rPr>
-        <w:t xml:space="preserve">9010 Taiga </w:t>
-      </w:r>
-      <w:r>
-        <w:t xml:space="preserve">och </w:t>
-      </w:r>
-      <w:r>
-        <w:rPr>
-          <w:i/>
-        </w:rPr>
-        <w:t xml:space="preserve">9050 Näringsrik granskog </w:t>
-      </w:r>
-      <w:r>
-        <w:t>(SLU Artdatabanken, 2025).</w:t>
-      </w:r>
-    </w:p>
-    <w:p>
-      <w:r>
-        <w:rPr>
-          <w:b/>
-        </w:rPr>
-        <w:t>Vitgrynig nållav (NT)</w:t>
-      </w:r>
-      <w:r>
-        <w:t xml:space="preserve"> växer nästan uteslutande på bark av gamla, senvuxna granar i skuggiga lägen med hög och jämn luftfuktighet. Den vanligaste naturtypen för arten är kontinuitetsskogar på frisk mark men den finns också i sumpgranskogar. På lång sikt utgör avverkningar av olikåldriga granskogar av naturskogskaraktär ett allvarligt hot mot arten och skogsbruksåtgärder på eller i närheten av växtplatserna bör undvikas. Naturskogsartade, fuktiga granskogar med förekomster av arten signalerar höga biologiska värden och bör bevaras (SLU Artdatabanken, 2024; Nitare &amp; Skogsstyrelsen, 2019).</w:t>
       </w:r>
     </w:p>
     <w:p>
@@ -1071,7 +1028,7 @@
     <w:r>
       <w:tab/>
       <w:tab/>
-      <w:t>2026-06-20</w:t>
+      <w:t>2026-06-21</w:t>
       <w:br/>
       <w:br/>
     </w:r>

--- a/klagomål/A 57276-2025 FSC-klagomål.docx
+++ b/klagomål/A 57276-2025 FSC-klagomål.docx
@@ -1028,7 +1028,7 @@
     <w:r>
       <w:tab/>
       <w:tab/>
-      <w:t>2026-06-21</w:t>
+      <w:t>2026-06-22</w:t>
       <w:br/>
       <w:br/>
     </w:r>
